--- a/engine/swdy_study/SWDY_Valuation_Study_13-09-2026_public.docx
+++ b/engine/swdy_study/SWDY_Valuation_Study_13-09-2026_public.docx
@@ -296,7 +296,7 @@
           <w:color w:val="1C3A36"/>
           <w:sz w:val="21"/>
         </w:rPr>
-        <w:t>On our primary construction the cash-flow lens — which is the answer here, not one vote of four — values the company at EGP 87.94 per share against a market price of 130.00 — the price sits about +48% above the central estimate. That gap is not mainly an argument about the business; it is an argument about the discount rate. Discounted at an Egyptian cost of capital gliding 26.7% to 15.3%, the cash flows support roughly EGP 87.94. Discount the hard-currency share of those same cash flows at a hard-currency cost of capital of about 11.3% and the same model produces EGP 79.09 — -39% against today's price, and -10% below the primary reading. So the currency lens does not explain the gap: it is the harsher of the two readings, and the market is paying more than either. Both are shown, and neither is hidden inside an average.</w:t>
+        <w:t>On our primary construction the cash-flow lens — which is the answer here, not one vote of four — values the company at EGP 87.94 per share against a market price of 130.00 — the price sits about +48% above the central estimate. That gap is not mainly an argument about the business; it is an argument about the discount rate. Discounted at an Egyptian cost of capital gliding 26.7% to 15.3%, the cash flows support roughly EGP 87.94. Discount the hard-currency share of those same cash flows at a hard-currency cost of capital of about 11.3% and the same model produces EGP 77.86 — -40% against today's price, and -11% below the primary reading. So the currency lens does not explain the gap: it is the harsher of the two readings, and the market is paying more than either. Both are shown, and neither is hidden inside an average.</w:t>
       </w:r>
     </w:p>
     <w:p>
@@ -1251,7 +1251,7 @@
                 <w:color w:val="1C3A36"/>
                 <w:sz w:val="17"/>
               </w:rPr>
-              <w:t>79.09</w:t>
+              <w:t>77.86</w:t>
             </w:r>
           </w:p>
         </w:tc>
@@ -1269,7 +1269,7 @@
                 <w:color w:val="1C3A36"/>
                 <w:sz w:val="17"/>
               </w:rPr>
-              <w:t>-39%</w:t>
+              <w:t>-40%</w:t>
             </w:r>
           </w:p>
         </w:tc>
@@ -6727,7 +6727,7 @@
                 <w:color w:val="1C3A36"/>
                 <w:sz w:val="16"/>
               </w:rPr>
-              <w:t>30,397</w:t>
+              <w:t>28,072</w:t>
             </w:r>
           </w:p>
         </w:tc>
@@ -6745,7 +6745,7 @@
                 <w:color w:val="1C3A36"/>
                 <w:sz w:val="16"/>
               </w:rPr>
-              <w:t>FY2030E NOPAT grown 9% × (1 − reinvestment rate 40.7%); the reinvestment rate is forced to g ÷ terminal return on capital (22.4%) so growth is paid for — this is why the terminal cash flow sits above year-5 FCFF, disclosed here rather than left implicit</w:t>
+              <w:t>NOT a reinvestment-rate identity. FY2030E NOPAT grown 9.14%, plus book depreciation of 6,902 added back, LESS maintenance at replacement cost 12,377 on the derived 17.26-year asset life, less growth capital 4,573 at the stated real terminal growth, less inflation on working capital 8,882 — so the terminal pays for replacing its own assets at what they cost to replace, not at what they cost historically. The retired construction forced reinvestment to g ÷ terminal return on capital (22.4%) and is published beside the model, unused</w:t>
             </w:r>
           </w:p>
         </w:tc>
@@ -6800,7 +6800,7 @@
                 <w:color w:val="1C3A36"/>
                 <w:sz w:val="16"/>
               </w:rPr>
-              <w:t>the terminal cash flow capitalised at 15.3% − 9% = 493,872, discounted at the year-5 factor 0.3969</w:t>
+              <w:t>the terminal cash flow grown one year and capitalised at 15.34% − 9.14%, then discounted at the year-5 factor 0.3969. IT REPRODUCES FROM THE ROW ABOVE: 28,072 × 1.0914 ÷ 6.2035% = 493,872, and 493,872 × 0.3969 = 195,998</w:t>
             </w:r>
           </w:p>
         </w:tc>
@@ -17313,7 +17313,7 @@
                 <w:color w:val="1C3A36"/>
                 <w:sz w:val="17"/>
               </w:rPr>
-              <w:t>66.63 – 116.48</w:t>
+              <w:t>81.02 – 91.47</w:t>
             </w:r>
           </w:p>
         </w:tc>
@@ -17331,7 +17331,7 @@
                 <w:color w:val="1C3A36"/>
                 <w:sz w:val="17"/>
               </w:rPr>
-              <w:t>49.85</w:t>
+              <w:t>10.45</w:t>
             </w:r>
           </w:p>
         </w:tc>
@@ -17426,7 +17426,7 @@
           <w:color w:val="6E7B77"/>
           <w:sz w:val="17"/>
         </w:rPr>
-        <w:t>Every row is a full re-run of the segment build, not a multiplier applied to a finished revenue line: a currency or copper move flows through Cables' revenue, the working capital and the segment profit exactly as it does in the base case. Note the copper row — it is the SMALLEST swing of any operating driver at EGP 8.78 a share across a ±15% move, and it runs upward throughout: a higher metal price raises Cables' revenue and its working capital together, and raises the profit earned on that revenue hardly at all. Ranked by single-row swing, the segment-margin row is the LARGEST at EGP 74.00 a share, ahead of the terminal return-on-capital row at EGP 49.85 — an earlier caption claimed the terminal assumptions dominated every operating driver, which this table itself contradicts (a review caught it); what remains true is that the two cost-of-capital grids jointly span the widest surface, and a ±15% margin shock is a far larger displacement of the base case than any one row's parameter step.</w:t>
+        <w:t>Every row is a full re-run of the segment build, not a multiplier applied to a finished revenue line: a currency or copper move flows through Cables' revenue, the working capital and the segment profit exactly as it does in the base case. Note the copper row — it is the SMALLEST swing of any operating driver at EGP 8.78 a share across a ±15% move, and it runs upward throughout: a higher metal price raises Cables' revenue and its working capital together, and raises the profit earned on that revenue hardly at all. Ranked by single-row swing, the segment-margin row is the LARGEST at EGP 74.00 a share, ahead of the currency row at EGP 23.41 — an earlier caption claimed the terminal assumptions dominated every operating driver, which this table itself contradicts (a review caught it); what remains true is that the two cost-of-capital grids jointly span the widest surface, and a ±15% margin shock is a far larger displacement of the base case than any one row's parameter step.</w:t>
       </w:r>
     </w:p>
     <w:p>
@@ -19380,7 +19380,7 @@
                 <w:color w:val="1C3A36"/>
                 <w:sz w:val="17"/>
               </w:rPr>
-              <w:t>EGP 79.09, -39%</w:t>
+              <w:t>EGP 77.86, -40%</w:t>
             </w:r>
           </w:p>
         </w:tc>
@@ -19599,7 +19599,7 @@
           <w:color w:val="1C3A36"/>
           <w:sz w:val="21"/>
         </w:rPr>
-        <w:t>Our own weighting sits closer to the conservative end because the shares are bought and sold in Egyptian pounds on an Egyptian exchange, the dividends are paid in Egyptian pounds, and the ability of a foreign shareholder to realise value depends on Egyptian capital-account conditions. That is a real risk and it belongs in the discount rate. But a reader who believes that convertibility is not the binding constraint, and that the hard-currency earnings should be valued as hard-currency earnings, will reach a materially higher number using the same cash-flow forecasts — EGP 79.09 on the alternative shown. Neither reader is being unreasonable, and this study declines to hide that behind a single figure.</w:t>
+        <w:t>Our own weighting sits closer to the conservative end because the shares are bought and sold in Egyptian pounds on an Egyptian exchange, the dividends are paid in Egyptian pounds, and the ability of a foreign shareholder to realise value depends on Egyptian capital-account conditions. That is a real risk and it belongs in the discount rate. But a reader who believes that convertibility is not the binding constraint, and that the hard-currency earnings should be valued as hard-currency earnings, will reach a materially higher number using the same cash-flow forecasts — EGP 77.86 on the alternative shown. Neither reader is being unreasonable, and this study declines to hide that behind a single figure.</w:t>
       </w:r>
     </w:p>
     <w:p>
@@ -21261,7 +21261,7 @@
           <w:color w:val="1C3A36"/>
           <w:sz w:val="21"/>
         </w:rPr>
-        <w:t>The cash-flow model is constructed at 31 December 2025 (the audited balance-sheet date); every lens value is rolled 246/365 of a year to the 3-Sep-2026 anchor at the 28.1% cost of equity less the EGP 1.85 dividend paid in the window — worth about +13.70 gross on the primary lens. An earlier revision omitted this roll and compared a 31-Dec-2025 value directly to the August price; an external review flagged it, correctly.</w:t>
+        <w:t>The cash-flow model is constructed at 31 December 2025 (the audited balance-sheet date); every lens value is rolled 246/365 of a year to the 3-Sep-2026 anchor at the 28.1% cost of equity, less the FY2025 dividend carried forward to that anchor at the same rate: EGP 1.85 went ex on 4 June and is worth EGP 1.97 by 3 September. The roll is worth about +13.82 gross on the primary lens, +11.85 after the dividend leaves. An earlier revision omitted this roll and compared a 31-Dec-2025 value directly to the August price; an external review flagged it, correctly.</w:t>
       </w:r>
     </w:p>
     <w:p>
@@ -21324,7 +21324,7 @@
           <w:color w:val="1C3A36"/>
           <w:sz w:val="21"/>
         </w:rPr>
-        <w:t>Our primary construction charges beta against a mature-market premium of 4.24% and an Egyptian country premium of 3.98% FLAT beside it rather than multiplied through it, to a company earning just over half its money on a hard-currency-linked basis. The country charge is weighted at 0.5928 for the share of operations inside Egypt rather than levied whole, and beta is not applied to it: charging a 1.22-beta company 22% more Egypt risk than the market is a separate claim and this study does not make it. The alternative construction gives EGP 79.09. We have chosen the conservative reading and shown the other in full rather than splitting the difference silently.</w:t>
+        <w:t>Our primary construction charges beta against a mature-market premium of 4.24% and an Egyptian country premium of 3.98% FLAT beside it rather than multiplied through it, to a company earning just over half its money on a hard-currency-linked basis. The country charge is weighted at 0.5928 for the share of operations inside Egypt rather than levied whole, and beta is not applied to it: charging a 1.22-beta company 22% more Egypt risk than the market is a separate claim and this study does not make it. The alternative construction gives EGP 77.86. We have chosen the conservative reading and shown the other in full rather than splitting the difference silently.</w:t>
       </w:r>
     </w:p>
     <w:p>
@@ -27555,7 +27555,7 @@
                 <w:color w:val="1C3A36"/>
                 <w:sz w:val="16"/>
               </w:rPr>
-              <w:t>49.85 per share across the tested range</w:t>
+              <w:t>10.45 per share across the tested range</w:t>
             </w:r>
           </w:p>
         </w:tc>

--- a/engine/swdy_study/SWDY_Valuation_Study_13-09-2026_public.docx
+++ b/engine/swdy_study/SWDY_Valuation_Study_13-09-2026_public.docx
@@ -4548,115 +4548,6 @@
         <w:tc>
           <w:tcPr>
             <w:tcW w:type="dxa" w:w="3024"/>
-          </w:tcPr>
-          <w:p>
-            <w:pPr>
-              <w:spacing w:after="20"/>
-            </w:pPr>
-            <w:r>
-              <w:rPr>
-                <w:color w:val="1C3A36"/>
-                <w:sz w:val="15"/>
-              </w:rPr>
-              <w:t>Add: depreciation &amp; amortisation</w:t>
-            </w:r>
-          </w:p>
-        </w:tc>
-        <w:tc>
-          <w:tcPr>
-            <w:tcW w:type="dxa" w:w="893"/>
-          </w:tcPr>
-          <w:p>
-            <w:pPr>
-              <w:spacing w:after="20"/>
-              <w:jc w:val="right"/>
-            </w:pPr>
-            <w:r>
-              <w:rPr>
-                <w:color w:val="1C3A36"/>
-                <w:sz w:val="15"/>
-              </w:rPr>
-              <w:t>3,961</w:t>
-            </w:r>
-          </w:p>
-        </w:tc>
-        <w:tc>
-          <w:tcPr>
-            <w:tcW w:type="dxa" w:w="893"/>
-          </w:tcPr>
-          <w:p>
-            <w:pPr>
-              <w:spacing w:after="20"/>
-              <w:jc w:val="right"/>
-            </w:pPr>
-            <w:r>
-              <w:rPr>
-                <w:color w:val="1C3A36"/>
-                <w:sz w:val="15"/>
-              </w:rPr>
-              <w:t>4,807</w:t>
-            </w:r>
-          </w:p>
-        </w:tc>
-        <w:tc>
-          <w:tcPr>
-            <w:tcW w:type="dxa" w:w="893"/>
-          </w:tcPr>
-          <w:p>
-            <w:pPr>
-              <w:spacing w:after="20"/>
-              <w:jc w:val="right"/>
-            </w:pPr>
-            <w:r>
-              <w:rPr>
-                <w:color w:val="1C3A36"/>
-                <w:sz w:val="15"/>
-              </w:rPr>
-              <w:t>5,510</w:t>
-            </w:r>
-          </w:p>
-        </w:tc>
-        <w:tc>
-          <w:tcPr>
-            <w:tcW w:type="dxa" w:w="893"/>
-          </w:tcPr>
-          <w:p>
-            <w:pPr>
-              <w:spacing w:after="20"/>
-              <w:jc w:val="right"/>
-            </w:pPr>
-            <w:r>
-              <w:rPr>
-                <w:color w:val="1C3A36"/>
-                <w:sz w:val="15"/>
-              </w:rPr>
-              <w:t>6,197</w:t>
-            </w:r>
-          </w:p>
-        </w:tc>
-        <w:tc>
-          <w:tcPr>
-            <w:tcW w:type="dxa" w:w="893"/>
-          </w:tcPr>
-          <w:p>
-            <w:pPr>
-              <w:spacing w:after="20"/>
-              <w:jc w:val="right"/>
-            </w:pPr>
-            <w:r>
-              <w:rPr>
-                <w:color w:val="1C3A36"/>
-                <w:sz w:val="15"/>
-              </w:rPr>
-              <w:t>6,902</w:t>
-            </w:r>
-          </w:p>
-        </w:tc>
-      </w:tr>
-      <w:tr>
-        <w:tc>
-          <w:tcPr>
-            <w:tcW w:type="dxa" w:w="3024"/>
             <w:shd w:val="clear" w:color="auto" w:fill="F6F1E6"/>
           </w:tcPr>
           <w:p>
@@ -7897,7 +7788,7 @@
                 <w:color w:val="1C3A36"/>
                 <w:sz w:val="17"/>
               </w:rPr>
-              <w:t>(-3,106)</w:t>
+              <w:t>3,106</w:t>
             </w:r>
           </w:p>
         </w:tc>
@@ -7915,7 +7806,7 @@
                 <w:color w:val="1C3A36"/>
                 <w:sz w:val="17"/>
               </w:rPr>
-              <w:t>the present value of the FY2026-27 free cash flows the forward multiple does not capture — net negative, because FY2026 consumes working capital. Added after external review; omitting it had overstated this lens slightly</w:t>
+              <w:t>the present value of the FY2026-27 free cash flows the forward multiple does not capture. NET POSITIVE: FY2026 consumes working capital and its present value is -252, but FY2027 contributes 3,359 and the second outweighs the first. Added after external review; omitting it had UNDERSTATED this lens</w:t>
             </w:r>
           </w:p>
         </w:tc>
@@ -10576,7 +10467,7 @@
                 <w:color w:val="1C3A36"/>
                 <w:sz w:val="16"/>
               </w:rPr>
-              <w:t>Cables — tonnage growth (the disclosed volume driver)</w:t>
+              <w:t>Cables — FY2026 growth, MEASURED on the reviewed half</w:t>
             </w:r>
           </w:p>
         </w:tc>
@@ -10612,7 +10503,7 @@
                 <w:color w:val="1C3A36"/>
                 <w:sz w:val="16"/>
               </w:rPr>
-              <w:t>10.7%</w:t>
+              <w:t>30.57%</w:t>
             </w:r>
           </w:p>
         </w:tc>
@@ -10630,7 +10521,7 @@
                 <w:color w:val="1C3A36"/>
                 <w:sz w:val="16"/>
               </w:rPr>
-              <w:t>9.0%</w:t>
+              <w:t>—</w:t>
             </w:r>
           </w:p>
         </w:tc>
@@ -10648,7 +10539,7 @@
                 <w:color w:val="1C3A36"/>
                 <w:sz w:val="16"/>
               </w:rPr>
-              <w:t>7.5%</w:t>
+              <w:t>—</w:t>
             </w:r>
           </w:p>
         </w:tc>
@@ -10666,7 +10557,7 @@
                 <w:color w:val="1C3A36"/>
                 <w:sz w:val="16"/>
               </w:rPr>
-              <w:t>6.5%</w:t>
+              <w:t>—</w:t>
             </w:r>
           </w:p>
         </w:tc>
@@ -10684,7 +10575,7 @@
                 <w:color w:val="1C3A36"/>
                 <w:sz w:val="16"/>
               </w:rPr>
-              <w:t>5.5%</w:t>
+              <w:t>—</w:t>
             </w:r>
           </w:p>
         </w:tc>
@@ -10703,7 +10594,7 @@
                 <w:color w:val="1C3A36"/>
                 <w:sz w:val="16"/>
               </w:rPr>
-              <w:t>Cables — copper/FX pass-through to revenue</w:t>
+              <w:t>Cables — tonnage growth (the disclosed volume driver, FY2027-30)</w:t>
             </w:r>
           </w:p>
         </w:tc>
@@ -10739,7 +10630,7 @@
                 <w:color w:val="1C3A36"/>
                 <w:sz w:val="16"/>
               </w:rPr>
-              <w:t>nil</w:t>
+              <w:t>—</w:t>
             </w:r>
           </w:p>
         </w:tc>
@@ -10757,7 +10648,7 @@
                 <w:color w:val="1C3A36"/>
                 <w:sz w:val="16"/>
               </w:rPr>
-              <w:t>-6.5%</w:t>
+              <w:t>9.0%</w:t>
             </w:r>
           </w:p>
         </w:tc>
@@ -10775,7 +10666,7 @@
                 <w:color w:val="1C3A36"/>
                 <w:sz w:val="16"/>
               </w:rPr>
-              <w:t>-4.4%</w:t>
+              <w:t>7.5%</w:t>
             </w:r>
           </w:p>
         </w:tc>
@@ -10793,7 +10684,7 @@
                 <w:color w:val="1C3A36"/>
                 <w:sz w:val="16"/>
               </w:rPr>
-              <w:t>-2.2%</w:t>
+              <w:t>6.5%</w:t>
             </w:r>
           </w:p>
         </w:tc>
@@ -10811,7 +10702,7 @@
                 <w:color w:val="1C3A36"/>
                 <w:sz w:val="16"/>
               </w:rPr>
-              <w:t>nil</w:t>
+              <w:t>5.5%</w:t>
             </w:r>
           </w:p>
         </w:tc>
@@ -10830,7 +10721,7 @@
                 <w:color w:val="1C3A36"/>
                 <w:sz w:val="16"/>
               </w:rPr>
-              <w:t>Cables — segment margin</w:t>
+              <w:t>Cables — copper/FX pass-through to revenue (FY2027-30)</w:t>
             </w:r>
           </w:p>
         </w:tc>
@@ -10848,7 +10739,7 @@
                 <w:color w:val="1C3A36"/>
                 <w:sz w:val="16"/>
               </w:rPr>
-              <w:t>13.5%</w:t>
+              <w:t>—</w:t>
             </w:r>
           </w:p>
         </w:tc>
@@ -10866,7 +10757,7 @@
                 <w:color w:val="1C3A36"/>
                 <w:sz w:val="16"/>
               </w:rPr>
-              <w:t>11.4%</w:t>
+              <w:t>—</w:t>
             </w:r>
           </w:p>
         </w:tc>
@@ -10884,7 +10775,7 @@
                 <w:color w:val="1C3A36"/>
                 <w:sz w:val="16"/>
               </w:rPr>
-              <w:t>11.4%</w:t>
+              <w:t>-6.5%</w:t>
             </w:r>
           </w:p>
         </w:tc>
@@ -10902,7 +10793,7 @@
                 <w:color w:val="1C3A36"/>
                 <w:sz w:val="16"/>
               </w:rPr>
-              <w:t>11.4%</w:t>
+              <w:t>-4.4%</w:t>
             </w:r>
           </w:p>
         </w:tc>
@@ -10920,7 +10811,7 @@
                 <w:color w:val="1C3A36"/>
                 <w:sz w:val="16"/>
               </w:rPr>
-              <w:t>11.4%</w:t>
+              <w:t>-2.2%</w:t>
             </w:r>
           </w:p>
         </w:tc>
@@ -10938,7 +10829,7 @@
                 <w:color w:val="1C3A36"/>
                 <w:sz w:val="16"/>
               </w:rPr>
-              <w:t>11.4%</w:t>
+              <w:t>nil</w:t>
             </w:r>
           </w:p>
         </w:tc>
@@ -10957,7 +10848,7 @@
                 <w:color w:val="1C3A36"/>
                 <w:sz w:val="16"/>
               </w:rPr>
-              <w:t>Constructions and infrastructure — revenue growth</w:t>
+              <w:t>Cables — segment margin</w:t>
             </w:r>
           </w:p>
         </w:tc>
@@ -10975,7 +10866,7 @@
                 <w:color w:val="1C3A36"/>
                 <w:sz w:val="16"/>
               </w:rPr>
-              <w:t>—</w:t>
+              <w:t>13.5%</w:t>
             </w:r>
           </w:p>
         </w:tc>
@@ -10993,7 +10884,7 @@
                 <w:color w:val="1C3A36"/>
                 <w:sz w:val="16"/>
               </w:rPr>
-              <w:t>27.4%</w:t>
+              <w:t>11.4%</w:t>
             </w:r>
           </w:p>
         </w:tc>
@@ -11011,7 +10902,7 @@
                 <w:color w:val="1C3A36"/>
                 <w:sz w:val="16"/>
               </w:rPr>
-              <w:t>20.0%</w:t>
+              <w:t>11.4%</w:t>
             </w:r>
           </w:p>
         </w:tc>
@@ -11029,7 +10920,7 @@
                 <w:color w:val="1C3A36"/>
                 <w:sz w:val="16"/>
               </w:rPr>
-              <w:t>15.0%</w:t>
+              <w:t>11.4%</w:t>
             </w:r>
           </w:p>
         </w:tc>
@@ -11047,7 +10938,7 @@
                 <w:color w:val="1C3A36"/>
                 <w:sz w:val="16"/>
               </w:rPr>
-              <w:t>11.5%</w:t>
+              <w:t>11.4%</w:t>
             </w:r>
           </w:p>
         </w:tc>
@@ -11065,7 +10956,7 @@
                 <w:color w:val="1C3A36"/>
                 <w:sz w:val="16"/>
               </w:rPr>
-              <w:t>9.0%</w:t>
+              <w:t>11.4%</w:t>
             </w:r>
           </w:p>
         </w:tc>
@@ -11084,7 +10975,7 @@
                 <w:color w:val="1C3A36"/>
                 <w:sz w:val="16"/>
               </w:rPr>
-              <w:t>Constructions and infrastructure — segment margin</w:t>
+              <w:t>Constructions and infrastructure — revenue growth</w:t>
             </w:r>
           </w:p>
         </w:tc>
@@ -11102,7 +10993,7 @@
                 <w:color w:val="1C3A36"/>
                 <w:sz w:val="16"/>
               </w:rPr>
-              <w:t>6.5%</w:t>
+              <w:t>—</w:t>
             </w:r>
           </w:p>
         </w:tc>
@@ -11120,7 +11011,7 @@
                 <w:color w:val="1C3A36"/>
                 <w:sz w:val="16"/>
               </w:rPr>
-              <w:t>9.0%</w:t>
+              <w:t>27.4%</w:t>
             </w:r>
           </w:p>
         </w:tc>
@@ -11138,7 +11029,7 @@
                 <w:color w:val="1C3A36"/>
                 <w:sz w:val="16"/>
               </w:rPr>
-              <w:t>9.0%</w:t>
+              <w:t>20.0%</w:t>
             </w:r>
           </w:p>
         </w:tc>
@@ -11156,7 +11047,7 @@
                 <w:color w:val="1C3A36"/>
                 <w:sz w:val="16"/>
               </w:rPr>
-              <w:t>9.0%</w:t>
+              <w:t>15.0%</w:t>
             </w:r>
           </w:p>
         </w:tc>
@@ -11174,7 +11065,7 @@
                 <w:color w:val="1C3A36"/>
                 <w:sz w:val="16"/>
               </w:rPr>
-              <w:t>9.0%</w:t>
+              <w:t>11.5%</w:t>
             </w:r>
           </w:p>
         </w:tc>
@@ -11211,7 +11102,7 @@
                 <w:color w:val="1C3A36"/>
                 <w:sz w:val="16"/>
               </w:rPr>
-              <w:t>Electrical products and digital solutions — revenue growth</w:t>
+              <w:t>Constructions and infrastructure — segment margin</w:t>
             </w:r>
           </w:p>
         </w:tc>
@@ -11229,7 +11120,7 @@
                 <w:color w:val="1C3A36"/>
                 <w:sz w:val="16"/>
               </w:rPr>
-              <w:t>—</w:t>
+              <w:t>6.5%</w:t>
             </w:r>
           </w:p>
         </w:tc>
@@ -11247,7 +11138,7 @@
                 <w:color w:val="1C3A36"/>
                 <w:sz w:val="16"/>
               </w:rPr>
-              <w:t>48.3%</w:t>
+              <w:t>9.0%</w:t>
             </w:r>
           </w:p>
         </w:tc>
@@ -11265,7 +11156,7 @@
                 <w:color w:val="1C3A36"/>
                 <w:sz w:val="16"/>
               </w:rPr>
-              <w:t>33.0%</w:t>
+              <w:t>9.0%</w:t>
             </w:r>
           </w:p>
         </w:tc>
@@ -11283,7 +11174,7 @@
                 <w:color w:val="1C3A36"/>
                 <w:sz w:val="16"/>
               </w:rPr>
-              <w:t>23.0%</w:t>
+              <w:t>9.0%</w:t>
             </w:r>
           </w:p>
         </w:tc>
@@ -11301,7 +11192,7 @@
                 <w:color w:val="1C3A36"/>
                 <w:sz w:val="16"/>
               </w:rPr>
-              <w:t>16.0%</w:t>
+              <w:t>9.0%</w:t>
             </w:r>
           </w:p>
         </w:tc>
@@ -11319,7 +11210,7 @@
                 <w:color w:val="1C3A36"/>
                 <w:sz w:val="16"/>
               </w:rPr>
-              <w:t>11.0%</w:t>
+              <w:t>9.0%</w:t>
             </w:r>
           </w:p>
         </w:tc>
@@ -11338,7 +11229,7 @@
                 <w:color w:val="1C3A36"/>
                 <w:sz w:val="16"/>
               </w:rPr>
-              <w:t>Electrical products and digital solutions — segment margin</w:t>
+              <w:t>Electrical products and digital solutions — revenue growth</w:t>
             </w:r>
           </w:p>
         </w:tc>
@@ -11356,7 +11247,7 @@
                 <w:color w:val="1C3A36"/>
                 <w:sz w:val="16"/>
               </w:rPr>
-              <w:t>22.2%</w:t>
+              <w:t>—</w:t>
             </w:r>
           </w:p>
         </w:tc>
@@ -11374,7 +11265,7 @@
                 <w:color w:val="1C3A36"/>
                 <w:sz w:val="16"/>
               </w:rPr>
-              <w:t>23.6%</w:t>
+              <w:t>48.3%</w:t>
             </w:r>
           </w:p>
         </w:tc>
@@ -11392,7 +11283,7 @@
                 <w:color w:val="1C3A36"/>
                 <w:sz w:val="16"/>
               </w:rPr>
-              <w:t>23.6%</w:t>
+              <w:t>33.0%</w:t>
             </w:r>
           </w:p>
         </w:tc>
@@ -11410,7 +11301,7 @@
                 <w:color w:val="1C3A36"/>
                 <w:sz w:val="16"/>
               </w:rPr>
-              <w:t>23.6%</w:t>
+              <w:t>23.0%</w:t>
             </w:r>
           </w:p>
         </w:tc>
@@ -11428,7 +11319,7 @@
                 <w:color w:val="1C3A36"/>
                 <w:sz w:val="16"/>
               </w:rPr>
-              <w:t>23.6%</w:t>
+              <w:t>16.0%</w:t>
             </w:r>
           </w:p>
         </w:tc>
@@ -11446,7 +11337,7 @@
                 <w:color w:val="1C3A36"/>
                 <w:sz w:val="16"/>
               </w:rPr>
-              <w:t>23.6%</w:t>
+              <w:t>11.0%</w:t>
             </w:r>
           </w:p>
         </w:tc>
@@ -11465,7 +11356,7 @@
                 <w:color w:val="1C3A36"/>
                 <w:sz w:val="16"/>
               </w:rPr>
-              <w:t>Corporate cost load, segment profit → EBIT basis (% of revenue)</w:t>
+              <w:t>Electrical products and digital solutions — segment margin</w:t>
             </w:r>
           </w:p>
         </w:tc>
@@ -11483,7 +11374,7 @@
                 <w:color w:val="1C3A36"/>
                 <w:sz w:val="16"/>
               </w:rPr>
-              <w:t>3.2%</w:t>
+              <w:t>22.2%</w:t>
             </w:r>
           </w:p>
         </w:tc>
@@ -11501,7 +11392,7 @@
                 <w:color w:val="1C3A36"/>
                 <w:sz w:val="16"/>
               </w:rPr>
-              <w:t>3.1%</w:t>
+              <w:t>23.6%</w:t>
             </w:r>
           </w:p>
         </w:tc>
@@ -11519,7 +11410,7 @@
                 <w:color w:val="1C3A36"/>
                 <w:sz w:val="16"/>
               </w:rPr>
-              <w:t>3.1%</w:t>
+              <w:t>23.6%</w:t>
             </w:r>
           </w:p>
         </w:tc>
@@ -11537,7 +11428,7 @@
                 <w:color w:val="1C3A36"/>
                 <w:sz w:val="16"/>
               </w:rPr>
-              <w:t>3.1%</w:t>
+              <w:t>23.6%</w:t>
             </w:r>
           </w:p>
         </w:tc>
@@ -11555,7 +11446,7 @@
                 <w:color w:val="1C3A36"/>
                 <w:sz w:val="16"/>
               </w:rPr>
-              <w:t>3.1%</w:t>
+              <w:t>23.6%</w:t>
             </w:r>
           </w:p>
         </w:tc>
@@ -11573,7 +11464,7 @@
                 <w:color w:val="1C3A36"/>
                 <w:sz w:val="16"/>
               </w:rPr>
-              <w:t>3.1%</w:t>
+              <w:t>23.6%</w:t>
             </w:r>
           </w:p>
         </w:tc>
@@ -11592,6 +11483,133 @@
                 <w:color w:val="1C3A36"/>
                 <w:sz w:val="16"/>
               </w:rPr>
+              <w:t>Corporate cost load, segment profit → EBIT basis (% of revenue)</w:t>
+            </w:r>
+          </w:p>
+        </w:tc>
+        <w:tc>
+          <w:tcPr>
+            <w:tcW w:type="dxa" w:w="1051"/>
+          </w:tcPr>
+          <w:p>
+            <w:pPr>
+              <w:spacing w:after="20"/>
+              <w:jc w:val="right"/>
+            </w:pPr>
+            <w:r>
+              <w:rPr>
+                <w:color w:val="1C3A36"/>
+                <w:sz w:val="16"/>
+              </w:rPr>
+              <w:t>3.2%</w:t>
+            </w:r>
+          </w:p>
+        </w:tc>
+        <w:tc>
+          <w:tcPr>
+            <w:tcW w:type="dxa" w:w="1051"/>
+          </w:tcPr>
+          <w:p>
+            <w:pPr>
+              <w:spacing w:after="20"/>
+              <w:jc w:val="right"/>
+            </w:pPr>
+            <w:r>
+              <w:rPr>
+                <w:color w:val="1C3A36"/>
+                <w:sz w:val="16"/>
+              </w:rPr>
+              <w:t>3.1%</w:t>
+            </w:r>
+          </w:p>
+        </w:tc>
+        <w:tc>
+          <w:tcPr>
+            <w:tcW w:type="dxa" w:w="1051"/>
+          </w:tcPr>
+          <w:p>
+            <w:pPr>
+              <w:spacing w:after="20"/>
+              <w:jc w:val="right"/>
+            </w:pPr>
+            <w:r>
+              <w:rPr>
+                <w:color w:val="1C3A36"/>
+                <w:sz w:val="16"/>
+              </w:rPr>
+              <w:t>3.1%</w:t>
+            </w:r>
+          </w:p>
+        </w:tc>
+        <w:tc>
+          <w:tcPr>
+            <w:tcW w:type="dxa" w:w="1051"/>
+          </w:tcPr>
+          <w:p>
+            <w:pPr>
+              <w:spacing w:after="20"/>
+              <w:jc w:val="right"/>
+            </w:pPr>
+            <w:r>
+              <w:rPr>
+                <w:color w:val="1C3A36"/>
+                <w:sz w:val="16"/>
+              </w:rPr>
+              <w:t>3.1%</w:t>
+            </w:r>
+          </w:p>
+        </w:tc>
+        <w:tc>
+          <w:tcPr>
+            <w:tcW w:type="dxa" w:w="1051"/>
+          </w:tcPr>
+          <w:p>
+            <w:pPr>
+              <w:spacing w:after="20"/>
+              <w:jc w:val="right"/>
+            </w:pPr>
+            <w:r>
+              <w:rPr>
+                <w:color w:val="1C3A36"/>
+                <w:sz w:val="16"/>
+              </w:rPr>
+              <w:t>3.1%</w:t>
+            </w:r>
+          </w:p>
+        </w:tc>
+        <w:tc>
+          <w:tcPr>
+            <w:tcW w:type="dxa" w:w="1051"/>
+          </w:tcPr>
+          <w:p>
+            <w:pPr>
+              <w:spacing w:after="20"/>
+              <w:jc w:val="right"/>
+            </w:pPr>
+            <w:r>
+              <w:rPr>
+                <w:color w:val="1C3A36"/>
+                <w:sz w:val="16"/>
+              </w:rPr>
+              <w:t>3.1%</w:t>
+            </w:r>
+          </w:p>
+        </w:tc>
+      </w:tr>
+      <w:tr>
+        <w:tc>
+          <w:tcPr>
+            <w:tcW w:type="dxa" w:w="3384"/>
+          </w:tcPr>
+          <w:p>
+            <w:pPr>
+              <w:spacing w:after="20"/>
+            </w:pPr>
+            <w:r>
+              <w:rPr>
+                <w:color w:val="1C3A36"/>
+                <w:sz w:val="16"/>
+              </w:rPr>
               <w:t>Capital expenditure (% of revenue)</w:t>
             </w:r>
           </w:p>
@@ -11628,7 +11646,7 @@
                 <w:color w:val="1C3A36"/>
                 <w:sz w:val="16"/>
               </w:rPr>
-              <w:t>4.4%</w:t>
+              <w:t>3.57%</w:t>
             </w:r>
           </w:p>
         </w:tc>
@@ -11646,7 +11664,7 @@
                 <w:color w:val="1C3A36"/>
                 <w:sz w:val="16"/>
               </w:rPr>
-              <w:t>4.0%</w:t>
+              <w:t>3.57%</w:t>
             </w:r>
           </w:p>
         </w:tc>
@@ -11664,7 +11682,7 @@
                 <w:color w:val="1C3A36"/>
                 <w:sz w:val="16"/>
               </w:rPr>
-              <w:t>3.6%</w:t>
+              <w:t>3.57%</w:t>
             </w:r>
           </w:p>
         </w:tc>
@@ -11682,7 +11700,7 @@
                 <w:color w:val="1C3A36"/>
                 <w:sz w:val="16"/>
               </w:rPr>
-              <w:t>3.3%</w:t>
+              <w:t>3.57%</w:t>
             </w:r>
           </w:p>
         </w:tc>
@@ -11700,7 +11718,7 @@
                 <w:color w:val="1C3A36"/>
                 <w:sz w:val="16"/>
               </w:rPr>
-              <w:t>3.1%</w:t>
+              <w:t>3.57%</w:t>
             </w:r>
           </w:p>
         </w:tc>
@@ -11849,7 +11867,7 @@
           <w:color w:val="6E7B77"/>
           <w:sz w:val="17"/>
         </w:rPr>
-        <w:t>Copper is held near the current market level rather than forecast — a directional view on the metal would dominate the valuation, and it is carried in the sensitivity instead. Cables grows on DISCLOSED TONNAGE — 185,449 tonnes in FY2025 from the company's own quarterly releases, a 8.5% three-year compound rate — times a copper and currency pass-through measured out of the segment's own audited revenue per tonne, rather than on a revenue growth assumption. The audited statements disclose no tonnage for any segment; the releases are the issuer's own and are cited as such. Constructions and Electrical products taper on their own FY2023-25 revenue CAGR. The corporate cost load — stated on the same segment-profit-to-EBIT basis as the audited history (5.70% / 4.30% / 3.16%) — glides UP from FY2025's unusually low level toward the FY2023-24 average, the single most conservative choice in the build. The capex and D&amp;A paths are shown because they are live free-cash-flow drivers, not footnotes: capex tapers from the FY2025 peak of 4.7% as the 2024-25 capacity programme completes (it ran 3.1% in FY2023 and 3.7% in FY2024); holding it at the FY2025 peak instead would cost roughly EGP 1.8 on the cash-flow lens.</w:t>
+        <w:t>Copper is held near the current market level rather than forecast — a directional view on the metal would dominate the valuation, and it is carried in the sensitivity instead. Cables grows on DISCLOSED TONNAGE — 185,449 tonnes in FY2025 from the company's own quarterly releases, a 8.5% three-year compound rate — times a copper and currency pass-through measured out of the segment's own audited revenue per tonne, rather than on a revenue growth assumption. The audited statements disclose no tonnage for any segment; the releases are the issuer's own and are cited as such. Constructions and Electrical products taper on their own FY2023-25 revenue CAGR. The corporate cost load — stated on the same segment-profit-to-EBIT basis as the audited history (5.70% / 4.30% / 3.16%) — is HELD FLAT at 3.07% in every forecast year, slightly BELOW FY2025's own 3.16% — the reviewed half measures the level holding rather than reverting, and the forecast follows the measurement. THIS IS THE STUDY'S MOST CONSEQUENTIAL CONTESTED JUDGEMENT AND IT IS PUBLISHED BOTH WAYS: the retired reversion path (4.55% / 4.65% / 4.75% / 4.75% / 4.85%) gives EGP 54.00 a share, -39% against the central. The capex and D&amp;A paths are shown because they are live free-cash-flow drivers, not footnotes: capex is held at a flat 3.57% of revenue, the rate measured off the completed 2024-25 programme (it ran 3.1% in FY2023, 3.7% in FY2024 and peaked at 4.7% in FY2025). Holding it at that FY2025 peak instead would cost EGP 8.29 on the cash-flow lens, taking it to 79.65 — an earlier edition of this caption put that cost at 1.8 and was wrong by a factor of 4.6.</w:t>
       </w:r>
     </w:p>
     <w:p>
@@ -12925,7 +12943,7 @@
           <w:color w:val="6E7B77"/>
           <w:sz w:val="17"/>
         </w:rPr>
-        <w:t>The FY2026 build is checked, not calibrated, against the print: the disclosed Q1-2026 revenue of 75,298, grossed up on the Q1-2025 seasonal share of FY2025, implies a full FY2026 of roughly 356,323, against the build's 370,194 — a +4% difference, an independent check that the segment build is not running ahead of the company's own trading. That quarter reported revenue +27% and attributable profit +17% year on year.</w:t>
+        <w:t>THE FY2026 BUILD IS CALIBRATED ON THE REVIEWED HALF TO 30 JUNE 2026, not merely checked against it: all three segment growth rates are that half's own year-on-year ratios (cables 30.57%, construct 27.44%, elecprod 48.28%), all three margins are FY2025 plus its like-for-like change, and working capital and capital expenditure are re-anchored on it. The Q1-2026 gross-up is therefore NOT an independent check — it is a quarter of the period the build stands on — and it is shown for continuity rather than as corroboration: the disclosed Q1-2026 revenue of 75,298, grossed up on the Q1-2025 seasonal share of FY2025, implies a full FY2026 of roughly 356,323 against the build's 370,194, a +4% difference. That quarter reported revenue +27% and attributable profit +17% year on year.</w:t>
       </w:r>
     </w:p>
     <w:p>
@@ -14290,7 +14308,7 @@
           <w:color w:val="1C3A36"/>
           <w:sz w:val="21"/>
         </w:rPr>
-        <w:t>The model holds this ratio near 19.7% of revenue, the FY2025 disclosed level. That single assumption is worth a great deal: every percentage point of revenue added to or removed from working-capital intensity is worth roughly EGP 3.43-3.67 per share (the local slope at the base and the average across the tested 17-23% span). If the group converts working capital further — collecting faster, or pushing more of the funding onto suppliers and customers — the cash-flow model reprices sharply upward. If FY2025's improvement reverses, it reprices down just as fast.</w:t>
+        <w:t>The model holds this ratio near 19.7% of revenue, the FY2025 disclosed level. That single assumption is worth a great deal: every percentage point of revenue added to or removed from working-capital intensity is worth roughly EGP 2.87-3.67 per share (the local slope at the base and the average across the tested 17-23% span). If the group converts working capital further — collecting faster, or pushing more of the funding onto suppliers and customers — the cash-flow model reprices sharply upward. If FY2025's improvement reverses, it reprices down just as fast.</w:t>
       </w:r>
     </w:p>
     <w:p>

--- a/engine/swdy_study/SWDY_Valuation_Study_13-09-2026_public.docx
+++ b/engine/swdy_study/SWDY_Valuation_Study_13-09-2026_public.docx
@@ -2011,7 +2011,7 @@
           <w:color w:val="1C3A36"/>
           <w:sz w:val="21"/>
         </w:rPr>
-        <w:t>The primary lens is a five-year free-cash-flow-to-the-firm model. Revenue is not forecast as a single growth rate applied to a revenue line: it is built from the three segments the company itself discloses — Cables and its accessories, Constructions and infrastructure, Electrical products and digital solutions — each grown and margined on its own driver, then summed. Margins are therefore OUTPUTS of the build rather than assumptions fed into it, and the historical version of that build reconciles to the audited income statement EXACTLY on revenue in all three years (Note 5-3) and to the audited operating profit through an explicit, exactly-reconciling corporate cost load (Note 16 less G&amp;A, net impairment on receivables, other expenses and other income). Section 1.6 sets out the segment build. Cash flow is then taken all the way to present value, line by line, below.</w:t>
+        <w:t>The primary lens is a five-year free-cash-flow-to-the-firm model. Revenue is not forecast as a single growth rate applied to a revenue line: it is built from the three segments the company itself discloses — Cables and its accessories, Constructions and infrastructure, Electrical products and digital solutions — each grown and margined on its own driver, then summed. The group EBITDA margin is therefore an OUTPUT of the build — of the segment mix and the corporate cost load — rather than an assumption fed into it. The three SEGMENT margins are inputs and are stated as such: each is FY2025's own level plus the like-for-like change the reviewed half measured, held flat across the window, and the alternative of taking the half's LEVEL instead is priced in section 1.9. The historical version of that build reconciles to the audited income statement EXACTLY on revenue historical version of that build reconciles to the audited income statement EXACTLY on revenue in all three years (Note 5-3) and to the audited operating profit through an explicit, exactly-reconciling corporate cost load (Note 16 less G&amp;A, net impairment on receivables, other expenses and other income). Section 1.6 sets out the segment build. Cash flow is then taken all the way to present value, line by line, below.</w:t>
       </w:r>
     </w:p>
     <w:tbl>
@@ -9311,7 +9311,7 @@
           <w:color w:val="1C3A36"/>
           <w:sz w:val="21"/>
         </w:rPr>
-        <w:t>Revenue is not forecast as a single growth rate applied to a revenue line. The company discloses exactly three reportable segments — Cables and its accessories, Constructions and infrastructure, and Electrical products and digital solutions — with revenue by segment (Note 5-3) that reconciles EXACTLY to consolidated revenue in every one of the three audited years, and segment profit (Note 16) that reconciles to consolidated operating profit through an explicit corporate cost load. None of the three audited filings, including the Q1-2026 interim, discloses a tonnage, unit-volume or order-book figure for any segment. The company's own quarterly earnings releases DO, and they are read: Cables is built as a unit model on the disclosed tonnage series times a copper and currency pass-through measured out of that segment's own audited revenue per tonne — 55.4% of FY2025 revenue. Constructions and Electrical products have no unit in any source, so they taper on their own recent revenue growth and margin path. Margins are outputs of the build in all three, not inputs to it.</w:t>
+        <w:t>Revenue is not forecast as a single growth rate applied to a revenue line. The company discloses exactly three reportable segments — Cables and its accessories, Constructions and infrastructure, and Electrical products and digital solutions — with revenue by segment (Note 5-3) that reconciles EXACTLY to consolidated revenue in every one of the three audited years, and segment profit (Note 16) that reconciles to consolidated operating profit through an explicit corporate cost load. None of the three audited filings, including the Q1-2026 interim, discloses a tonnage, unit-volume or order-book figure for any segment. The company's own quarterly earnings releases DO, and they are read: Cables is built as a unit model on the disclosed tonnage series times a copper and currency pass-through measured out of that segment's own audited revenue per tonne — 55.4% of FY2025 revenue. Constructions and Electrical products have no unit in any source, so they taper on their own recent revenue growth and margin path. THE SEGMENT MARGINS ARE INPUTS in all three, not outputs: each is a constant held flat across the window, set at FY2025's level plus the reviewed half's like-for-like change (cabl 11.43%, cons 8.99%, elec 23.62%). Only the group EBITDA margin is an output, and only of the mix. This is the largest single lever in the study and section 1.9 prices both sides of it.</w:t>
       </w:r>
     </w:p>
     <w:p>
@@ -14513,7 +14513,7 @@
                 <w:color w:val="1C3A36"/>
                 <w:sz w:val="16"/>
               </w:rPr>
-              <w:t>observed 10-year local-currency government yield (readings on the anchor date span roughly 22.3-23.0% across sources and disagree; the adopted point sits at the low end and the rate is carried in the sensitivity). Terminal = the central bank's 5% Q4-2028 inflation-target midpoint — deliberately the terminal-state target, not the nearer 7% Q4-2026 waypoint — plus a 5.5pp real-rate convention</w:t>
+              <w:t>observed 10-year local-currency government yield (readings on the anchor date span roughly 22.3-23.0% across sources and disagree; the adopted point sits at the low end and the rate is carried in the sensitivity). Terminal = 7.0% long-run Egyptian inflation READ FROM THE HOUSE MACRO PATH plus a 3.5% real-rate convention = 10.50%. It is the same inflation the terminal growth rate of 9.14% is derived from, by construction rather than by coincidence — a discount rate and a growth rate built on two different inflations would be a free lunch of two points in perpetuity</w:t>
             </w:r>
           </w:p>
         </w:tc>
@@ -14750,7 +14750,7 @@
                 <w:color w:val="1C3A36"/>
                 <w:sz w:val="16"/>
               </w:rPr>
-              <w:t>Equity risk premium</w:t>
+              <w:t>Equity risk premium — mature-market leg (beta applies HERE, and only here)</w:t>
             </w:r>
           </w:p>
         </w:tc>
@@ -14768,7 +14768,7 @@
                 <w:color w:val="1C3A36"/>
                 <w:sz w:val="16"/>
               </w:rPr>
-              <w:t>9.4%</w:t>
+              <w:t>4.24%</w:t>
             </w:r>
           </w:p>
         </w:tc>
@@ -14786,7 +14786,7 @@
                 <w:color w:val="1C3A36"/>
                 <w:sz w:val="16"/>
               </w:rPr>
-              <w:t>7.0%</w:t>
+              <w:t>4.24%</w:t>
             </w:r>
           </w:p>
         </w:tc>
@@ -14804,7 +14804,7 @@
                 <w:color w:val="1C3A36"/>
                 <w:sz w:val="16"/>
               </w:rPr>
-              <w:t>published country-premium file (January-2026 vintage, both columns confirmed against the file), credit-default-swap basis; the rating-basis column is the published alternative below. Normalised downward for the terminal rather than held at a crisis-era level</w:t>
+              <w:t>the mature-market equity risk premium out of the published country-premium file (January-2026 vintage). This is the only leg the beta above multiplies</w:t>
             </w:r>
           </w:p>
         </w:tc>
@@ -14823,7 +14823,7 @@
                 <w:color w:val="1C3A36"/>
                 <w:sz w:val="16"/>
               </w:rPr>
-              <w:t>Cost of equity</w:t>
+              <w:t xml:space="preserve">  → beta × the mature leg</w:t>
             </w:r>
           </w:p>
         </w:tc>
@@ -14841,7 +14841,7 @@
                 <w:color w:val="1C3A36"/>
                 <w:sz w:val="16"/>
               </w:rPr>
-              <w:t>28.1%</w:t>
+              <w:t>5.20%</w:t>
             </w:r>
           </w:p>
         </w:tc>
@@ -14859,7 +14859,7 @@
                 <w:color w:val="1C3A36"/>
                 <w:sz w:val="16"/>
               </w:rPr>
-              <w:t>16.9%</w:t>
+              <w:t>4.24%</w:t>
             </w:r>
           </w:p>
         </w:tc>
@@ -14877,6 +14877,7 @@
                 <w:color w:val="1C3A36"/>
                 <w:sz w:val="16"/>
               </w:rPr>
+              <w:t>the product of the two rows above it</w:t>
             </w:r>
           </w:p>
         </w:tc>
@@ -14895,7 +14896,7 @@
                 <w:color w:val="1C3A36"/>
                 <w:sz w:val="16"/>
               </w:rPr>
-              <w:t>Cost of debt (blended, pre-tax)</w:t>
+              <w:t>Country premium — levied FLAT, never multiplied by beta</w:t>
             </w:r>
           </w:p>
         </w:tc>
@@ -14913,7 +14914,7 @@
                 <w:color w:val="1C3A36"/>
                 <w:sz w:val="16"/>
               </w:rPr>
-              <w:t>9.5%</w:t>
+              <w:t>3.98%</w:t>
             </w:r>
           </w:p>
         </w:tc>
@@ -14931,7 +14932,7 @@
                 <w:color w:val="1C3A36"/>
                 <w:sz w:val="16"/>
               </w:rPr>
-              <w:t>8.9%</w:t>
+              <w:t>2.13%</w:t>
             </w:r>
           </w:p>
         </w:tc>
@@ -14949,7 +14950,7 @@
                 <w:color w:val="1C3A36"/>
                 <w:sz w:val="16"/>
               </w:rPr>
-              <w:t>currency-blended — see the evidence immediately below. 9.5% is the FY2026 forward point of the disclosed cost-of-debt path under the central bank's easing cycle; the FY2025 trailing effective rate was 9.8%, and the integrity gate bounds the two against each other</w:t>
+              <w:t>Egypt's home premium of 5.17% weighted at 0.5928 for the share of operations inside Egypt, blended with a 2.26% premium on the rest. Charging a 1.22-beta company 22% more country risk than the market is a separate claim and this study does not make it</w:t>
             </w:r>
           </w:p>
         </w:tc>
@@ -14970,7 +14971,7 @@
                 <w:color w:val="1C3A36"/>
                 <w:sz w:val="16"/>
               </w:rPr>
-              <w:t>Cost-of-debt path (drives the glide)</w:t>
+              <w:t>Total premium charged (the two legs above)</w:t>
             </w:r>
           </w:p>
         </w:tc>
@@ -14990,7 +14991,7 @@
                 <w:color w:val="1C3A36"/>
                 <w:sz w:val="16"/>
               </w:rPr>
-              <w:t>9.5% / 8.9% / 8.4% / 8.0% / 7.7%</w:t>
+              <w:t>9.18%</w:t>
             </w:r>
           </w:p>
         </w:tc>
@@ -15010,7 +15011,7 @@
                 <w:color w:val="1C3A36"/>
                 <w:sz w:val="16"/>
               </w:rPr>
-              <w:t>—</w:t>
+              <w:t>6.37%</w:t>
             </w:r>
           </w:p>
         </w:tc>
@@ -15030,7 +15031,7 @@
                 <w:color w:val="1C3A36"/>
                 <w:sz w:val="16"/>
               </w:rPr>
-              <w:t>the forward rates whose cumulative progress sets the glide fractions between the explicit-window and terminal cost of capital — published so the three intermediate discount rates are reproducible</w:t>
+              <w:t>for comparison, the undivided published premium is 9.4% on the credit-default-swap basis; multiplying THAT by beta is the retired construction and gives a cost of equity of 33.8%</w:t>
             </w:r>
           </w:p>
         </w:tc>
@@ -15049,6 +15050,227 @@
                 <w:color w:val="1C3A36"/>
                 <w:sz w:val="16"/>
               </w:rPr>
+              <w:t>Cost of equity</w:t>
+            </w:r>
+          </w:p>
+        </w:tc>
+        <w:tc>
+          <w:tcPr>
+            <w:tcW w:type="dxa" w:w="1325"/>
+          </w:tcPr>
+          <w:p>
+            <w:pPr>
+              <w:spacing w:after="20"/>
+              <w:jc w:val="right"/>
+            </w:pPr>
+            <w:r>
+              <w:rPr>
+                <w:color w:val="1C3A36"/>
+                <w:sz w:val="16"/>
+              </w:rPr>
+              <w:t>28.1%</w:t>
+            </w:r>
+          </w:p>
+        </w:tc>
+        <w:tc>
+          <w:tcPr>
+            <w:tcW w:type="dxa" w:w="1152"/>
+          </w:tcPr>
+          <w:p>
+            <w:pPr>
+              <w:spacing w:after="20"/>
+              <w:jc w:val="right"/>
+            </w:pPr>
+            <w:r>
+              <w:rPr>
+                <w:color w:val="1C3A36"/>
+                <w:sz w:val="16"/>
+              </w:rPr>
+              <w:t>16.9%</w:t>
+            </w:r>
+          </w:p>
+        </w:tc>
+        <w:tc>
+          <w:tcPr>
+            <w:tcW w:type="dxa" w:w="5299"/>
+          </w:tcPr>
+          <w:p>
+            <w:pPr>
+              <w:spacing w:after="20"/>
+              <w:jc w:val="right"/>
+            </w:pPr>
+            <w:r>
+              <w:rPr>
+                <w:color w:val="1C3A36"/>
+                <w:sz w:val="16"/>
+              </w:rPr>
+              <w:t>the adjusted risk-free rate plus the two premium legs above — and the rows of this table now reach it: 18.91% + 5.20% + 3.98% = 28.09%</w:t>
+            </w:r>
+          </w:p>
+        </w:tc>
+      </w:tr>
+      <w:tr>
+        <w:tc>
+          <w:tcPr>
+            <w:tcW w:type="dxa" w:w="2304"/>
+          </w:tcPr>
+          <w:p>
+            <w:pPr>
+              <w:spacing w:after="20"/>
+            </w:pPr>
+            <w:r>
+              <w:rPr>
+                <w:color w:val="1C3A36"/>
+                <w:sz w:val="16"/>
+              </w:rPr>
+              <w:t>Cost of debt (blended, pre-tax)</w:t>
+            </w:r>
+          </w:p>
+        </w:tc>
+        <w:tc>
+          <w:tcPr>
+            <w:tcW w:type="dxa" w:w="1325"/>
+          </w:tcPr>
+          <w:p>
+            <w:pPr>
+              <w:spacing w:after="20"/>
+              <w:jc w:val="right"/>
+            </w:pPr>
+            <w:r>
+              <w:rPr>
+                <w:color w:val="1C3A36"/>
+                <w:sz w:val="16"/>
+              </w:rPr>
+              <w:t>9.5%</w:t>
+            </w:r>
+          </w:p>
+        </w:tc>
+        <w:tc>
+          <w:tcPr>
+            <w:tcW w:type="dxa" w:w="1152"/>
+          </w:tcPr>
+          <w:p>
+            <w:pPr>
+              <w:spacing w:after="20"/>
+              <w:jc w:val="right"/>
+            </w:pPr>
+            <w:r>
+              <w:rPr>
+                <w:color w:val="1C3A36"/>
+                <w:sz w:val="16"/>
+              </w:rPr>
+              <w:t>8.9%</w:t>
+            </w:r>
+          </w:p>
+        </w:tc>
+        <w:tc>
+          <w:tcPr>
+            <w:tcW w:type="dxa" w:w="5299"/>
+          </w:tcPr>
+          <w:p>
+            <w:pPr>
+              <w:spacing w:after="20"/>
+              <w:jc w:val="right"/>
+            </w:pPr>
+            <w:r>
+              <w:rPr>
+                <w:color w:val="1C3A36"/>
+                <w:sz w:val="16"/>
+              </w:rPr>
+              <w:t>currency-blended — see the evidence immediately below. 9.5% is the FY2026 forward point of the disclosed cost-of-debt path under the central bank's easing cycle; the FY2025 trailing effective rate was 9.8%, and the integrity gate bounds the two against each other</w:t>
+            </w:r>
+          </w:p>
+        </w:tc>
+      </w:tr>
+      <w:tr>
+        <w:tc>
+          <w:tcPr>
+            <w:tcW w:type="dxa" w:w="2304"/>
+          </w:tcPr>
+          <w:p>
+            <w:pPr>
+              <w:spacing w:after="20"/>
+            </w:pPr>
+            <w:r>
+              <w:rPr>
+                <w:color w:val="1C3A36"/>
+                <w:sz w:val="16"/>
+              </w:rPr>
+              <w:t>Cost-of-debt path (drives the glide)</w:t>
+            </w:r>
+          </w:p>
+        </w:tc>
+        <w:tc>
+          <w:tcPr>
+            <w:tcW w:type="dxa" w:w="1325"/>
+          </w:tcPr>
+          <w:p>
+            <w:pPr>
+              <w:spacing w:after="20"/>
+              <w:jc w:val="right"/>
+            </w:pPr>
+            <w:r>
+              <w:rPr>
+                <w:color w:val="1C3A36"/>
+                <w:sz w:val="16"/>
+              </w:rPr>
+              <w:t>9.5% / 8.9% / 8.4% / 8.0% / 7.7%</w:t>
+            </w:r>
+          </w:p>
+        </w:tc>
+        <w:tc>
+          <w:tcPr>
+            <w:tcW w:type="dxa" w:w="1152"/>
+          </w:tcPr>
+          <w:p>
+            <w:pPr>
+              <w:spacing w:after="20"/>
+              <w:jc w:val="right"/>
+            </w:pPr>
+            <w:r>
+              <w:rPr>
+                <w:color w:val="1C3A36"/>
+                <w:sz w:val="16"/>
+              </w:rPr>
+              <w:t>—</w:t>
+            </w:r>
+          </w:p>
+        </w:tc>
+        <w:tc>
+          <w:tcPr>
+            <w:tcW w:type="dxa" w:w="5299"/>
+          </w:tcPr>
+          <w:p>
+            <w:pPr>
+              <w:spacing w:after="20"/>
+              <w:jc w:val="right"/>
+            </w:pPr>
+            <w:r>
+              <w:rPr>
+                <w:color w:val="1C3A36"/>
+                <w:sz w:val="16"/>
+              </w:rPr>
+              <w:t>the forward rates whose cumulative progress sets the glide fractions between the explicit-window and terminal cost of capital — published so the three intermediate discount rates are reproducible</w:t>
+            </w:r>
+          </w:p>
+        </w:tc>
+      </w:tr>
+      <w:tr>
+        <w:tc>
+          <w:tcPr>
+            <w:tcW w:type="dxa" w:w="2304"/>
+            <w:shd w:val="clear" w:color="auto" w:fill="F6F1E6"/>
+          </w:tcPr>
+          <w:p>
+            <w:pPr>
+              <w:spacing w:after="20"/>
+            </w:pPr>
+            <w:r>
+              <w:rPr>
+                <w:b/>
+                <w:color w:val="1C3A36"/>
+                <w:sz w:val="16"/>
+              </w:rPr>
               <w:t>Debt weight</w:t>
             </w:r>
           </w:p>
@@ -15056,14 +15278,16 @@
         <w:tc>
           <w:tcPr>
             <w:tcW w:type="dxa" w:w="1325"/>
-          </w:tcPr>
-          <w:p>
-            <w:pPr>
-              <w:spacing w:after="20"/>
-              <w:jc w:val="right"/>
-            </w:pPr>
-            <w:r>
-              <w:rPr>
+            <w:shd w:val="clear" w:color="auto" w:fill="F6F1E6"/>
+          </w:tcPr>
+          <w:p>
+            <w:pPr>
+              <w:spacing w:after="20"/>
+              <w:jc w:val="right"/>
+            </w:pPr>
+            <w:r>
+              <w:rPr>
+                <w:b/>
                 <w:color w:val="1C3A36"/>
                 <w:sz w:val="16"/>
               </w:rPr>
@@ -15074,14 +15298,16 @@
         <w:tc>
           <w:tcPr>
             <w:tcW w:type="dxa" w:w="1152"/>
-          </w:tcPr>
-          <w:p>
-            <w:pPr>
-              <w:spacing w:after="20"/>
-              <w:jc w:val="right"/>
-            </w:pPr>
-            <w:r>
-              <w:rPr>
+            <w:shd w:val="clear" w:color="auto" w:fill="F6F1E6"/>
+          </w:tcPr>
+          <w:p>
+            <w:pPr>
+              <w:spacing w:after="20"/>
+              <w:jc w:val="right"/>
+            </w:pPr>
+            <w:r>
+              <w:rPr>
+                <w:b/>
                 <w:color w:val="1C3A36"/>
                 <w:sz w:val="16"/>
               </w:rPr>
@@ -15092,14 +15318,16 @@
         <w:tc>
           <w:tcPr>
             <w:tcW w:type="dxa" w:w="5299"/>
-          </w:tcPr>
-          <w:p>
-            <w:pPr>
-              <w:spacing w:after="20"/>
-              <w:jc w:val="right"/>
-            </w:pPr>
-            <w:r>
-              <w:rPr>
+            <w:shd w:val="clear" w:color="auto" w:fill="F6F1E6"/>
+          </w:tcPr>
+          <w:p>
+            <w:pPr>
+              <w:spacing w:after="20"/>
+              <w:jc w:val="right"/>
+            </w:pPr>
+            <w:r>
+              <w:rPr>
+                <w:b/>
                 <w:color w:val="1C3A36"/>
                 <w:sz w:val="16"/>
               </w:rPr>
@@ -17432,6 +17660,595 @@
       <w:pPr>
         <w:spacing w:after="40"/>
       </w:pPr>
+    </w:p>
+    <w:p>
+      <w:pPr>
+        <w:spacing w:after="80" w:before="200"/>
+      </w:pPr>
+      <w:r>
+        <w:rPr>
+          <w:b/>
+          <w:i w:val="0"/>
+          <w:color w:val="1C3A36"/>
+          <w:sz w:val="24"/>
+        </w:rPr>
+        <w:t>1.9b  The five judgements that move the answer, priced both ways</w:t>
+      </w:r>
+    </w:p>
+    <w:p>
+      <w:pPr>
+        <w:spacing w:after="120" w:before="0"/>
+      </w:pPr>
+      <w:r>
+        <w:rPr>
+          <w:b w:val="0"/>
+          <w:i w:val="0"/>
+          <w:color w:val="1C3A36"/>
+          <w:sz w:val="19"/>
+        </w:rPr>
+        <w:t>Each row below is a FULL RE-RUN of the model with one input changed — not an elasticity and not a multiplier on a finished line. None of them is adopted. Three of the five would raise the value toward the traded price, and that is the reason they are shown rather than taken: a judgement that happens to close a gap has to be right on its own merits before it is right at all.</w:t>
+      </w:r>
+    </w:p>
+    <w:tbl>
+      <w:tblPr>
+        <w:tblW w:type="auto" w:w="0"/>
+        <w:jc w:val="center"/>
+        <w:tblLook w:firstColumn="1" w:firstRow="1" w:lastColumn="0" w:lastRow="0" w:noHBand="0" w:noVBand="1" w:val="04A0"/>
+        <w:tblLayout w:type="fixed"/>
+        <w:tblCellMar>
+          <w:top w:w="40" w:type="dxa"/>
+          <w:left w:w="90" w:type="dxa"/>
+          <w:bottom w:w="40" w:type="dxa"/>
+          <w:right w:w="90" w:type="dxa"/>
+        </w:tblCellMar>
+        <w:tblBorders>
+          <w:top w:val="single" w:sz="4" w:space="0" w:color="C9D4D1"/>
+          <w:left w:val="single" w:sz="4" w:space="0" w:color="C9D4D1"/>
+          <w:bottom w:val="single" w:sz="4" w:space="0" w:color="C9D4D1"/>
+          <w:right w:val="single" w:sz="4" w:space="0" w:color="C9D4D1"/>
+          <w:insideH w:val="single" w:sz="4" w:space="0" w:color="C9D4D1"/>
+          <w:insideV w:val="single" w:sz="4" w:space="0" w:color="C9D4D1"/>
+        </w:tblBorders>
+        <w:tblLayout w:type="fixed"/>
+      </w:tblPr>
+      <w:tblGrid>
+        <w:gridCol w:w="2664"/>
+        <w:gridCol w:w="2520"/>
+        <w:gridCol w:w="2520"/>
+        <w:gridCol w:w="1656"/>
+      </w:tblGrid>
+      <w:tr>
+        <w:tc>
+          <w:tcPr>
+            <w:tcW w:type="dxa" w:w="2664"/>
+            <w:shd w:val="clear" w:color="auto" w:fill="EAF0EE"/>
+          </w:tcPr>
+          <w:p>
+            <w:pPr>
+              <w:spacing w:after="20"/>
+            </w:pPr>
+            <w:r>
+              <w:rPr>
+                <w:b/>
+                <w:color w:val="1C3A36"/>
+                <w:sz w:val="16"/>
+              </w:rPr>
+              <w:t>The judgement</w:t>
+            </w:r>
+          </w:p>
+        </w:tc>
+        <w:tc>
+          <w:tcPr>
+            <w:tcW w:type="dxa" w:w="2520"/>
+            <w:shd w:val="clear" w:color="auto" w:fill="EAF0EE"/>
+          </w:tcPr>
+          <w:p>
+            <w:pPr>
+              <w:spacing w:after="20"/>
+            </w:pPr>
+            <w:r>
+              <w:rPr>
+                <w:b/>
+                <w:color w:val="1C3A36"/>
+                <w:sz w:val="16"/>
+              </w:rPr>
+              <w:t>What this study adopts</w:t>
+            </w:r>
+          </w:p>
+        </w:tc>
+        <w:tc>
+          <w:tcPr>
+            <w:tcW w:type="dxa" w:w="2520"/>
+            <w:shd w:val="clear" w:color="auto" w:fill="EAF0EE"/>
+          </w:tcPr>
+          <w:p>
+            <w:pPr>
+              <w:spacing w:after="20"/>
+            </w:pPr>
+            <w:r>
+              <w:rPr>
+                <w:b/>
+                <w:color w:val="1C3A36"/>
+                <w:sz w:val="16"/>
+              </w:rPr>
+              <w:t>The alternative</w:t>
+            </w:r>
+          </w:p>
+        </w:tc>
+        <w:tc>
+          <w:tcPr>
+            <w:tcW w:type="dxa" w:w="1656"/>
+            <w:shd w:val="clear" w:color="auto" w:fill="EAF0EE"/>
+          </w:tcPr>
+          <w:p>
+            <w:pPr>
+              <w:spacing w:after="20"/>
+            </w:pPr>
+            <w:r>
+              <w:rPr>
+                <w:b/>
+                <w:color w:val="1C3A36"/>
+                <w:sz w:val="16"/>
+              </w:rPr>
+              <w:t>EGP/share</w:t>
+            </w:r>
+          </w:p>
+        </w:tc>
+      </w:tr>
+      <w:tr>
+        <w:tc>
+          <w:tcPr>
+            <w:tcW w:type="dxa" w:w="2664"/>
+          </w:tcPr>
+          <w:p>
+            <w:pPr>
+              <w:spacing w:after="20"/>
+            </w:pPr>
+            <w:r>
+              <w:rPr>
+                <w:color w:val="1C3A36"/>
+                <w:sz w:val="16"/>
+              </w:rPr>
+              <w:t>Segment margins: FY2025 plus the half's CHANGE, or the half's LEVEL</w:t>
+            </w:r>
+          </w:p>
+        </w:tc>
+        <w:tc>
+          <w:tcPr>
+            <w:tcW w:type="dxa" w:w="2520"/>
+          </w:tcPr>
+          <w:p>
+            <w:pPr>
+              <w:spacing w:after="20"/>
+              <w:jc w:val="right"/>
+            </w:pPr>
+            <w:r>
+              <w:rPr>
+                <w:color w:val="1C3A36"/>
+                <w:sz w:val="16"/>
+              </w:rPr>
+              <w:t>FY2025 + the measured like-for-like half change</w:t>
+            </w:r>
+          </w:p>
+        </w:tc>
+        <w:tc>
+          <w:tcPr>
+            <w:tcW w:type="dxa" w:w="2520"/>
+          </w:tcPr>
+          <w:p>
+            <w:pPr>
+              <w:spacing w:after="20"/>
+              <w:jc w:val="right"/>
+            </w:pPr>
+            <w:r>
+              <w:rPr>
+                <w:color w:val="1C3A36"/>
+                <w:sz w:val="16"/>
+              </w:rPr>
+              <w:t>the reviewed half's own margin level, held flat</w:t>
+            </w:r>
+          </w:p>
+        </w:tc>
+        <w:tc>
+          <w:tcPr>
+            <w:tcW w:type="dxa" w:w="1656"/>
+          </w:tcPr>
+          <w:p>
+            <w:pPr>
+              <w:spacing w:after="20"/>
+              <w:jc w:val="right"/>
+            </w:pPr>
+            <w:r>
+              <w:rPr>
+                <w:color w:val="1C3A36"/>
+                <w:sz w:val="16"/>
+              </w:rPr>
+              <w:t>118.32   (+35%)</w:t>
+            </w:r>
+          </w:p>
+        </w:tc>
+      </w:tr>
+      <w:tr>
+        <w:tc>
+          <w:tcPr>
+            <w:tcW w:type="dxa" w:w="2664"/>
+          </w:tcPr>
+          <w:p>
+            <w:pPr>
+              <w:spacing w:after="20"/>
+            </w:pPr>
+            <w:r>
+              <w:rPr>
+                <w:color w:val="1C3A36"/>
+                <w:sz w:val="16"/>
+              </w:rPr>
+              <w:t>Forecast effective tax rate</w:t>
+            </w:r>
+          </w:p>
+        </w:tc>
+        <w:tc>
+          <w:tcPr>
+            <w:tcW w:type="dxa" w:w="2520"/>
+          </w:tcPr>
+          <w:p>
+            <w:pPr>
+              <w:spacing w:after="20"/>
+              <w:jc w:val="right"/>
+            </w:pPr>
+            <w:r>
+              <w:rPr>
+                <w:color w:val="1C3A36"/>
+                <w:sz w:val="16"/>
+              </w:rPr>
+              <w:t>24.5%, between the FY2025 print and the Q1-2026 print</w:t>
+            </w:r>
+          </w:p>
+        </w:tc>
+        <w:tc>
+          <w:tcPr>
+            <w:tcW w:type="dxa" w:w="2520"/>
+          </w:tcPr>
+          <w:p>
+            <w:pPr>
+              <w:spacing w:after="20"/>
+              <w:jc w:val="right"/>
+            </w:pPr>
+            <w:r>
+              <w:rPr>
+                <w:color w:val="1C3A36"/>
+                <w:sz w:val="16"/>
+              </w:rPr>
+              <w:t>the reviewed half's own 30.85%</w:t>
+            </w:r>
+          </w:p>
+        </w:tc>
+        <w:tc>
+          <w:tcPr>
+            <w:tcW w:type="dxa" w:w="1656"/>
+          </w:tcPr>
+          <w:p>
+            <w:pPr>
+              <w:spacing w:after="20"/>
+              <w:jc w:val="right"/>
+            </w:pPr>
+            <w:r>
+              <w:rPr>
+                <w:color w:val="1C3A36"/>
+                <w:sz w:val="16"/>
+              </w:rPr>
+              <w:t>73.45   (-16%)</w:t>
+            </w:r>
+          </w:p>
+        </w:tc>
+      </w:tr>
+      <w:tr>
+        <w:tc>
+          <w:tcPr>
+            <w:tcW w:type="dxa" w:w="2664"/>
+          </w:tcPr>
+          <w:p>
+            <w:pPr>
+              <w:spacing w:after="20"/>
+            </w:pPr>
+            <w:r>
+              <w:rPr>
+                <w:color w:val="1C3A36"/>
+                <w:sz w:val="16"/>
+              </w:rPr>
+              <w:t>Capital expenditure: flat as a SHARE of revenue, or flat in LEVEL</w:t>
+            </w:r>
+          </w:p>
+        </w:tc>
+        <w:tc>
+          <w:tcPr>
+            <w:tcW w:type="dxa" w:w="2520"/>
+          </w:tcPr>
+          <w:p>
+            <w:pPr>
+              <w:spacing w:after="20"/>
+              <w:jc w:val="right"/>
+            </w:pPr>
+            <w:r>
+              <w:rPr>
+                <w:color w:val="1C3A36"/>
+                <w:sz w:val="16"/>
+              </w:rPr>
+              <w:t>a flat measured share of a revenue line that grows 2.3x</w:t>
+            </w:r>
+          </w:p>
+        </w:tc>
+        <w:tc>
+          <w:tcPr>
+            <w:tcW w:type="dxa" w:w="2520"/>
+          </w:tcPr>
+          <w:p>
+            <w:pPr>
+              <w:spacing w:after="20"/>
+              <w:jc w:val="right"/>
+            </w:pPr>
+            <w:r>
+              <w:rPr>
+                <w:color w:val="1C3A36"/>
+                <w:sz w:val="16"/>
+              </w:rPr>
+              <w:t>held flat in level, as the completed programme measures</w:t>
+            </w:r>
+          </w:p>
+        </w:tc>
+        <w:tc>
+          <w:tcPr>
+            <w:tcW w:type="dxa" w:w="1656"/>
+          </w:tcPr>
+          <w:p>
+            <w:pPr>
+              <w:spacing w:after="20"/>
+              <w:jc w:val="right"/>
+            </w:pPr>
+            <w:r>
+              <w:rPr>
+                <w:color w:val="1C3A36"/>
+                <w:sz w:val="16"/>
+              </w:rPr>
+              <w:t>94.70   (+8%)</w:t>
+            </w:r>
+          </w:p>
+        </w:tc>
+      </w:tr>
+      <w:tr>
+        <w:tc>
+          <w:tcPr>
+            <w:tcW w:type="dxa" w:w="2664"/>
+          </w:tcPr>
+          <w:p>
+            <w:pPr>
+              <w:spacing w:after="20"/>
+            </w:pPr>
+            <w:r>
+              <w:rPr>
+                <w:color w:val="1C3A36"/>
+                <w:sz w:val="16"/>
+              </w:rPr>
+              <w:t>Minority interests: the FY2025 profit share or the half's</w:t>
+            </w:r>
+          </w:p>
+        </w:tc>
+        <w:tc>
+          <w:tcPr>
+            <w:tcW w:type="dxa" w:w="2520"/>
+          </w:tcPr>
+          <w:p>
+            <w:pPr>
+              <w:spacing w:after="20"/>
+              <w:jc w:val="right"/>
+            </w:pPr>
+            <w:r>
+              <w:rPr>
+                <w:color w:val="1C3A36"/>
+                <w:sz w:val="16"/>
+              </w:rPr>
+              <w:t>9.675%, the FY2025 share of group profit</w:t>
+            </w:r>
+          </w:p>
+        </w:tc>
+        <w:tc>
+          <w:tcPr>
+            <w:tcW w:type="dxa" w:w="2520"/>
+          </w:tcPr>
+          <w:p>
+            <w:pPr>
+              <w:spacing w:after="20"/>
+              <w:jc w:val="right"/>
+            </w:pPr>
+            <w:r>
+              <w:rPr>
+                <w:color w:val="1C3A36"/>
+                <w:sz w:val="16"/>
+              </w:rPr>
+              <w:t>6.81%, the reviewed half's own share</w:t>
+            </w:r>
+          </w:p>
+        </w:tc>
+        <w:tc>
+          <w:tcPr>
+            <w:tcW w:type="dxa" w:w="1656"/>
+          </w:tcPr>
+          <w:p>
+            <w:pPr>
+              <w:spacing w:after="20"/>
+              <w:jc w:val="right"/>
+            </w:pPr>
+            <w:r>
+              <w:rPr>
+                <w:color w:val="1C3A36"/>
+                <w:sz w:val="16"/>
+              </w:rPr>
+              <w:t>90.79   (+3%)</w:t>
+            </w:r>
+          </w:p>
+        </w:tc>
+      </w:tr>
+      <w:tr>
+        <w:tc>
+          <w:tcPr>
+            <w:tcW w:type="dxa" w:w="2664"/>
+          </w:tcPr>
+          <w:p>
+            <w:pPr>
+              <w:spacing w:after="20"/>
+            </w:pPr>
+            <w:r>
+              <w:rPr>
+                <w:color w:val="1C3A36"/>
+                <w:sz w:val="16"/>
+              </w:rPr>
+              <w:t>The equity bridge: the 31-Dec-2025 sheet or the 30-Jun-2026 sheet</w:t>
+            </w:r>
+          </w:p>
+        </w:tc>
+        <w:tc>
+          <w:tcPr>
+            <w:tcW w:type="dxa" w:w="2520"/>
+          </w:tcPr>
+          <w:p>
+            <w:pPr>
+              <w:spacing w:after="20"/>
+              <w:jc w:val="right"/>
+            </w:pPr>
+            <w:r>
+              <w:rPr>
+                <w:color w:val="1C3A36"/>
+                <w:sz w:val="16"/>
+              </w:rPr>
+              <w:t>31 December 2025, rolled forward at the cost of equity</w:t>
+            </w:r>
+          </w:p>
+        </w:tc>
+        <w:tc>
+          <w:tcPr>
+            <w:tcW w:type="dxa" w:w="2520"/>
+          </w:tcPr>
+          <w:p>
+            <w:pPr>
+              <w:spacing w:after="20"/>
+              <w:jc w:val="right"/>
+            </w:pPr>
+            <w:r>
+              <w:rPr>
+                <w:color w:val="1C3A36"/>
+                <w:sz w:val="16"/>
+              </w:rPr>
+              <w:t>the reviewed 30 June 2026 balance sheet</w:t>
+            </w:r>
+          </w:p>
+        </w:tc>
+        <w:tc>
+          <w:tcPr>
+            <w:tcW w:type="dxa" w:w="1656"/>
+          </w:tcPr>
+          <w:p>
+            <w:pPr>
+              <w:spacing w:after="20"/>
+              <w:jc w:val="right"/>
+            </w:pPr>
+            <w:r>
+              <w:rPr>
+                <w:color w:val="1C3A36"/>
+                <w:sz w:val="16"/>
+              </w:rPr>
+              <w:t>not re-run — see note</w:t>
+            </w:r>
+          </w:p>
+        </w:tc>
+      </w:tr>
+    </w:tbl>
+    <w:p>
+      <w:pPr>
+        <w:spacing w:after="40"/>
+      </w:pPr>
+    </w:p>
+    <w:p>
+      <w:pPr>
+        <w:spacing w:after="120" w:before="0"/>
+      </w:pPr>
+      <w:r>
+        <w:rPr>
+          <w:b w:val="0"/>
+          <w:i w:val="0"/>
+          <w:color w:val="6E7B77"/>
+          <w:sz w:val="18"/>
+        </w:rPr>
+        <w:t>Segment margins: FY2025 plus the half's CHANGE, or the half's LEVEL — THE LARGEST SINGLE JUDGEMENT IN THIS STUDY and it was priced nowhere until now. The half printed cables 12.4890%, constructions 11.5934%, electrical 24.9066%; the study carries 11.4341%, 8.9871%, 23.6221%. The case for a change rather than a level is seasonality — H1-2025 ran 14.06% against H2-2025 10.71% — and it rests on a single year of split.</w:t>
+      </w:r>
+    </w:p>
+    <w:p>
+      <w:pPr>
+        <w:spacing w:after="120" w:before="0"/>
+      </w:pPr>
+      <w:r>
+        <w:rPr>
+          <w:b w:val="0"/>
+          <w:i w:val="0"/>
+          <w:color w:val="6E7B77"/>
+          <w:sz w:val="18"/>
+        </w:rPr>
+        <w:t>Forecast effective tax rate — The half is the most recent and most adverse observation, it is registered, and the register itself calls it "a material step this re-issue must price rather than average away". One half is not a five-year forecast; that it was never discussed was the defect.</w:t>
+      </w:r>
+    </w:p>
+    <w:p>
+      <w:pPr>
+        <w:spacing w:after="120" w:before="0"/>
+      </w:pPr>
+      <w:r>
+        <w:rPr>
+          <w:b w:val="0"/>
+          <w:i w:val="0"/>
+          <w:color w:val="6E7B77"/>
+          <w:sz w:val="18"/>
+        </w:rPr>
+        <w:t>Capital expenditure: flat as a SHARE of revenue, or flat in LEVEL — On the adopted basis capex rises 74% in level and runs 3.34x depreciation for five consecutive years, against an announced programme of about EGP 11bn.</w:t>
+      </w:r>
+    </w:p>
+    <w:p>
+      <w:pPr>
+        <w:spacing w:after="120" w:before="0"/>
+      </w:pPr>
+      <w:r>
+        <w:rPr>
+          <w:b w:val="0"/>
+          <w:i w:val="0"/>
+          <w:color w:val="6E7B77"/>
+          <w:sz w:val="18"/>
+        </w:rPr>
+        <w:t>Minority interests: the FY2025 profit share or the half's — Both are registered and the half was declined. Whatever decides the margin question above should decide this one: they are the same question about the same filing.</w:t>
+      </w:r>
+    </w:p>
+    <w:p>
+      <w:pPr>
+        <w:spacing w:after="120" w:before="0"/>
+      </w:pPr>
+      <w:r>
+        <w:rPr>
+          <w:b w:val="0"/>
+          <w:i w:val="0"/>
+          <w:color w:val="6E7B77"/>
+          <w:sz w:val="18"/>
+        </w:rPr>
+        <w:t>The equity bridge: the 31-Dec-2025 sheet or the 30-Jun-2026 sheet — Net debt at 30 June is 28,629.0 against the 20,560.0 the bridge subtracts. The alternative is worth about -3.4 a share on net debt alone and is NOT re-run here: the bridge identity is asserted against the December sheet and a clean re-run needs the half-year cash flow already realised to be dropped with it, which is a rebuild rather than a switch. The roll-forward convention is defensible and the model's own FY2026 net-debt forecast lands within 2% of the June actual; what was wrong was never telling the reader a newer sheet existed.</w:t>
+      </w:r>
+    </w:p>
+    <w:p>
+      <w:pPr>
+        <w:spacing w:after="200" w:before="0"/>
+      </w:pPr>
+      <w:r>
+        <w:rPr>
+          <w:b w:val="0"/>
+          <w:i/>
+          <w:color w:val="6E7B77"/>
+          <w:sz w:val="17"/>
+        </w:rPr>
+        <w:t>The central of EGP 87.94 is the study's answer and none of these alternatives displaces it. They are published because a reader is entitled to see the levers that move the number most, and because this study's own gap to the market — -32% — is mostly ONE of them: read the reviewed half as a level rather than as a change, and apply that consistently to margins, capital expenditure and the minority share, and the answer lands near the traded price. That is a methodological disagreement about a filing we read, not a disagreement about information the market has and we lack, and it is stated here rather than left for an auditor to find.</w:t>
+      </w:r>
     </w:p>
     <w:p>
       <w:pPr>
@@ -21314,14 +22131,14 @@
           <w:color w:val="1C3A36"/>
           <w:sz w:val="21"/>
         </w:rPr>
-        <w:t xml:space="preserve">The FY2026 forecast is checked against one quarter, not several. </w:t>
+        <w:t xml:space="preserve">The FY2026 forecast is calibrated on ONE reviewed half, not tested against it. </w:t>
       </w:r>
       <w:r>
         <w:rPr>
           <w:color w:val="1C3A36"/>
           <w:sz w:val="21"/>
         </w:rPr>
-        <w:t>The segment build for FY2026E is cross-checked, not calibrated, against the disclosed Q1-2026 print — the build's 370,194 against a 356,323 grossed-up implied full year, a gap of +4%. One quarter is a thin check, and it is the reason the half-year 2026 result matters: it will either confirm or contradict the segment growth and margin paths that all three cash-based lenses share.</w:t>
+        <w:t>Every FY2026 segment driver is the H1-2026 half's own measurement: growth rates cables 30.57%, construct 27.44%, elecprod 48.28%, margins at FY2025 plus that half's like-for-like change, and working capital and capital expenditure re-anchored on the same half. The Q1-2026 gross-up shown in section 1.6 is therefore NOT an independent check — it covers a quarter of the period the build stands on. THE REAL EXPOSURE IS THIS: a single half sets the base year of a five-year model, and whether that half is read as a LEVEL or as a CHANGE is worth more than any other judgement in this study. Section 1.9 prices both readings. What would settle it is a second half measured the same way — the FY2026 full-year result, not the half already in hand.</w:t>
       </w:r>
     </w:p>
     <w:p>

--- a/engine/swdy_study/SWDY_Valuation_Study_13-09-2026_public.docx
+++ b/engine/swdy_study/SWDY_Valuation_Study_13-09-2026_public.docx
@@ -489,7 +489,7 @@
                 <w:color w:val="1C3A36"/>
                 <w:sz w:val="17"/>
               </w:rPr>
-              <w:t>28.57 – 138.18</w:t>
+              <w:t>46.85 – 133.83</w:t>
             </w:r>
           </w:p>
         </w:tc>
@@ -859,7 +859,7 @@
                 <w:color w:val="1C3A36"/>
                 <w:sz w:val="17"/>
               </w:rPr>
-              <w:t>28.57 – 138.18</w:t>
+              <w:t>46.85 – 133.83</w:t>
             </w:r>
           </w:p>
         </w:tc>
@@ -1473,7 +1473,7 @@
           <w:color w:val="6E7B77"/>
           <w:sz w:val="17"/>
         </w:rPr>
-        <w:t>The alternative readings are shown so that each genuinely contested choice carries a number the reader can see, rather than being averaged silently into the headline. They are deliberately excluded from the central because each answers a different question — which currency's cost of capital applies, which column of a risk table to use, how to sequence one line of the bridge — and blending them would hide the disagreement instead of showing it. Ranges are bear-to-bull within each lens; THE CENTRAL IS THE CASH-FLOW LENS ITSELF and its range is that same lens under its own two scenarios on one clock, not a spread across four methods. Terminal value is 89% of the discounted-cash-flow enterprise value — a high share, disclosed here and again in the bridge, and the reason the terminal assumptions are stress-tested in section 1.9.</w:t>
+        <w:t>The alternative readings are shown so that each genuinely contested choice carries a number the reader can see, rather than being averaged silently into the headline. They are deliberately excluded from the central because each answers a different question — which currency's cost of capital applies, which column of a risk table to use, how to sequence one line of the bridge — and blending them would hide the disagreement instead of showing it. Ranges are bear-to-bull within each lens; THE CENTRAL IS THE CASH-FLOW LENS ITSELF and its range is that same lens under its own two scenarios on one clock, not a spread across four methods. Those two scenarios move the cost of capital through the measured beta at its own 90% confidence bounds (1.504 in the bear and 0.945 in the bull, around an estimate of 1.225 with a standard error of 0.1699 on 256 weekly observations), not through a round number chosen by hand — so the width of the range is the width the estimate itself supports. Because this study takes the terminal beta to be 1.0, that whole interval reaches the explicit window only and is worth about 1.90 a share on its own; the rest of the span is the operating case — segment margins -12% to 12% against the adopted level, the currency path -6% to 8%, and the corporate cost load -0.5% to 0.5% of revenue — which are judged multipliers and are shown here as such. Terminal value is 89% of the discounted-cash-flow enterprise value — a high share, disclosed here and again in the bridge, and the reason the terminal assumptions are stress-tested in section 1.9.</w:t>
       </w:r>
     </w:p>
     <w:p>
@@ -6636,7 +6636,7 @@
                 <w:color w:val="1C3A36"/>
                 <w:sz w:val="16"/>
               </w:rPr>
-              <w:t>NOT a reinvestment-rate identity. FY2030E NOPAT grown 9.14%, plus book depreciation of 6,902 added back, LESS maintenance at replacement cost 12,377 on the derived 17.26-year asset life, less growth capital 4,573 at the stated real terminal growth, less inflation on working capital 8,882 — so the terminal pays for replacing its own assets at what they cost to replace, not at what they cost historically. The retired construction forced reinvestment to g ÷ terminal return on capital (22.4%) and is published beside the model, unused</w:t>
+              <w:t>NOT a reinvestment-rate identity. FY2030E NOPAT of 47,002 — the last forecast year's, NOT grown, because the capitalisation below grows the finished cash flow one year and growing it here as well would overstate the terminal by a full year — plus book depreciation of 6,902 added back, LESS maintenance at replacement cost 12,377 on the derived 17.26-year asset life, less growth capital 4,573 at the stated real terminal growth, less inflation on working capital 8,882 — so the terminal pays for replacing its own assets at what they cost to replace, not at what they cost historically. The retired construction forced reinvestment to g ÷ terminal return on capital (22.4%) and is published beside the model, unused</w:t>
             </w:r>
           </w:p>
         </w:tc>
@@ -7027,7 +7027,7 @@
                 <w:color w:val="1C3A36"/>
                 <w:sz w:val="16"/>
               </w:rPr>
-              <w:t>Egyptian company law gives employees a share of distributable profits; measured at 12.2% of profit attributable to owners, the mean of FY2024, FY2025 and H1-2026. It is disclosed only in the earnings-per-share note, below the attributable line, and appears in no line of the income statement. The statutory share is capped at total annual wages, and that cap does not bind: the wage bill is disclosed in three notes of the same audited statements at EGP 18,906mn against a statutory share of EGP 2,073mn, so the charge sits at 9.1x of headroom. It is the measured charge, not an upper bound</w:t>
+              <w:t>Egyptian company law gives employees a share of DISTRIBUTABLE PROFITS. This study does not compute that statutory base — it is struck at the company level and the filings do not publish it — so the 12.2% carried here is not the statutory percentage. It is the OBSERVED RATIO the disclosure itself reports the charge at: the mean of the charge over profit attributable to owners across FY2024, FY2025 and H1-2026, carried forward on the assumption that the relationship between the two bases holds. Stated because the difference matters to a reader checking the law: the base in the statute and the base in this row are not the same quantity, and earlier editions of this table named only the second while citing the first. The charge is disclosed only in the earnings-per-share note, below the attributable line, and appears in no line of the income statement. The statutory share is capped at total annual wages, and that cap does not bind: the wage bill is disclosed in three notes of the same audited statements at EGP 18,906mn against a statutory share of EGP 2,073mn, so the charge sits at 9.1x of headroom. It is the measured charge, not an upper bound</w:t>
             </w:r>
           </w:p>
         </w:tc>
@@ -8634,7 +8634,7 @@
                 <w:color w:val="1C3A36"/>
                 <w:sz w:val="17"/>
               </w:rPr>
-              <w:t>28.57</w:t>
+              <w:t>46.85</w:t>
             </w:r>
           </w:p>
         </w:tc>
@@ -8670,7 +8670,7 @@
                 <w:color w:val="1C3A36"/>
                 <w:sz w:val="17"/>
               </w:rPr>
-              <w:t>138.18</w:t>
+              <w:t>133.83</w:t>
             </w:r>
           </w:p>
         </w:tc>
@@ -9074,7 +9074,7 @@
                 <w:color w:val="1C3A36"/>
                 <w:sz w:val="17"/>
               </w:rPr>
-              <w:t>28.57</w:t>
+              <w:t>46.85</w:t>
             </w:r>
           </w:p>
         </w:tc>
@@ -9114,7 +9114,7 @@
                 <w:color w:val="1C3A36"/>
                 <w:sz w:val="17"/>
               </w:rPr>
-              <w:t>138.18</w:t>
+              <w:t>133.83</w:t>
             </w:r>
           </w:p>
         </w:tc>
@@ -11867,7 +11867,7 @@
           <w:color w:val="6E7B77"/>
           <w:sz w:val="17"/>
         </w:rPr>
-        <w:t>Copper is held near the current market level rather than forecast — a directional view on the metal would dominate the valuation, and it is carried in the sensitivity instead. Cables grows on DISCLOSED TONNAGE — 185,449 tonnes in FY2025 from the company's own quarterly releases, a 8.5% three-year compound rate — times a copper and currency pass-through measured out of the segment's own audited revenue per tonne, rather than on a revenue growth assumption. The audited statements disclose no tonnage for any segment; the releases are the issuer's own and are cited as such. Constructions and Electrical products taper on their own FY2023-25 revenue CAGR. The corporate cost load — stated on the same segment-profit-to-EBIT basis as the audited history (5.70% / 4.30% / 3.16%) — is HELD FLAT at 3.07% in every forecast year, slightly BELOW FY2025's own 3.16% — the reviewed half measures the level holding rather than reverting, and the forecast follows the measurement. THIS IS THE STUDY'S MOST CONSEQUENTIAL CONTESTED JUDGEMENT AND IT IS PUBLISHED BOTH WAYS: the retired reversion path (4.55% / 4.65% / 4.75% / 4.75% / 4.85%) gives EGP 54.00 a share, -39% against the central. The capex and D&amp;A paths are shown because they are live free-cash-flow drivers, not footnotes: capex is held at a flat 3.57% of revenue, the rate measured off the completed 2024-25 programme (it ran 3.1% in FY2023, 3.7% in FY2024 and peaked at 4.7% in FY2025). Holding it at that FY2025 peak instead would cost EGP 8.29 on the cash-flow lens, taking it to 79.65 — an earlier edition of this caption put that cost at 1.8 and was wrong by a factor of 4.6.</w:t>
+        <w:t>Copper is carried forward at the current market level IN REAL TERMS rather than forecast: 13,400/t in FY2026 and the level thereafter escalated at the house's own US long-run inflation, reaching 15,453/t by FY2030E. Earlier editions called this 'held flat' and held the dollar price flat in NOMINAL terms, which is a real decline of about a tenth across the window — a directional view on the metal arrived at by leaving a number alone. A directional view would dominate the valuation, and it is carried in the sensitivity instead. Cables grows on DISCLOSED TONNAGE — 185,449 tonnes in FY2025 from the company's own quarterly releases, a 8.5% three-year compound rate — times a copper and currency pass-through measured out of the segment's own audited revenue per tonne, rather than on a revenue growth assumption. The audited statements disclose no tonnage for any segment; the releases are the issuer's own and are cited as such. Constructions and Electrical products taper on their own FY2023-25 revenue CAGR. The corporate cost load — stated on the same segment-profit-to-EBIT basis as the audited history (5.70% / 4.30% / 3.16%) — is HELD FLAT at 3.07% in every forecast year, slightly BELOW FY2025's own 3.16% — the reviewed half measures the level holding rather than reverting, and the forecast follows the measurement. THIS IS THE STUDY'S MOST CONSEQUENTIAL CONTESTED JUDGEMENT AND IT IS PUBLISHED BOTH WAYS: the retired reversion path (4.55% / 4.65% / 4.75% / 4.75% / 4.85%) gives EGP 54.00 a share, -39% against the central. The capex and D&amp;A paths are shown because they are live free-cash-flow drivers, not footnotes: capex is held at a flat 3.57% of revenue, the rate measured off the completed 2024-25 programme (it ran 3.1% in FY2023, 3.7% in FY2024 and peaked at 4.7% in FY2025). Holding it at that FY2025 peak instead would cost EGP 8.29 on the cash-flow lens, taking it to 79.65 — an earlier edition of this caption put that cost at 1.8 and was wrong by a factor of 4.6.</w:t>
       </w:r>
     </w:p>
     <w:p>
@@ -17596,6 +17596,79 @@
                 <w:color w:val="1C3A36"/>
                 <w:sz w:val="17"/>
               </w:rPr>
+              <w:t>Forecast effective tax rate</w:t>
+            </w:r>
+          </w:p>
+        </w:tc>
+        <w:tc>
+          <w:tcPr>
+            <w:tcW w:type="dxa" w:w="2232"/>
+          </w:tcPr>
+          <w:p>
+            <w:pPr>
+              <w:spacing w:after="20"/>
+              <w:jc w:val="right"/>
+            </w:pPr>
+            <w:r>
+              <w:rPr>
+                <w:color w:val="1C3A36"/>
+                <w:sz w:val="17"/>
+              </w:rPr>
+              <w:t>22.5% (statutory) – 35.2% (the implied second quarter)</w:t>
+            </w:r>
+          </w:p>
+        </w:tc>
+        <w:tc>
+          <w:tcPr>
+            <w:tcW w:type="dxa" w:w="2736"/>
+          </w:tcPr>
+          <w:p>
+            <w:pPr>
+              <w:spacing w:after="20"/>
+              <w:jc w:val="right"/>
+            </w:pPr>
+            <w:r>
+              <w:rPr>
+                <w:color w:val="1C3A36"/>
+                <w:sz w:val="17"/>
+              </w:rPr>
+              <w:t>61.57 – 92.90</w:t>
+            </w:r>
+          </w:p>
+        </w:tc>
+        <w:tc>
+          <w:tcPr>
+            <w:tcW w:type="dxa" w:w="1944"/>
+          </w:tcPr>
+          <w:p>
+            <w:pPr>
+              <w:spacing w:after="20"/>
+              <w:jc w:val="right"/>
+            </w:pPr>
+            <w:r>
+              <w:rPr>
+                <w:color w:val="1C3A36"/>
+                <w:sz w:val="17"/>
+              </w:rPr>
+              <w:t>31.33</w:t>
+            </w:r>
+          </w:p>
+        </w:tc>
+      </w:tr>
+      <w:tr>
+        <w:tc>
+          <w:tcPr>
+            <w:tcW w:type="dxa" w:w="3168"/>
+          </w:tcPr>
+          <w:p>
+            <w:pPr>
+              <w:spacing w:after="20"/>
+            </w:pPr>
+            <w:r>
+              <w:rPr>
+                <w:color w:val="1C3A36"/>
+                <w:sz w:val="17"/>
+              </w:rPr>
               <w:t>Terminal growth</w:t>
             </w:r>
           </w:p>
@@ -17936,7 +18009,7 @@
                 <w:color w:val="1C3A36"/>
                 <w:sz w:val="16"/>
               </w:rPr>
-              <w:t>73.45   (-16%)</w:t>
+              <w:t>72.22   (-18%)</w:t>
             </w:r>
           </w:p>
         </w:tc>
@@ -18191,7 +18264,7 @@
           <w:color w:val="6E7B77"/>
           <w:sz w:val="18"/>
         </w:rPr>
-        <w:t>Forecast effective tax rate — The half is the most recent and most adverse observation, it is registered, and the register itself calls it "a material step this re-issue must price rather than average away". One half is not a five-year forecast; that it was never discussed was the defect.</w:t>
+        <w:t>Forecast effective tax rate — The half is the most recent and most adverse observation, it is registered, and the register itself calls it "a material step this re-issue must price rather than average away". One half is not a five-year forecast; that it was never discussed was the defect. THE HALF IS NOT EVEN THE WORST READING: the quarter inside it printed 25.75%, so the SECOND quarter alone implies 35.15%, which would put the value at 61.57. The whole disclosed series runs 31.3 / 30.1 / 22.6 / 25.75 / 30.85 — the adopted rate sits below the last four of them.</w:t>
       </w:r>
     </w:p>
     <w:p>
@@ -18233,7 +18306,7 @@
           <w:color w:val="6E7B77"/>
           <w:sz w:val="18"/>
         </w:rPr>
-        <w:t>The equity bridge: the 31-Dec-2025 sheet or the 30-Jun-2026 sheet — Net debt at 30 June is 28,629.0 against the 20,560.0 the bridge subtracts. The alternative is worth about -3.4 a share on net debt alone and is NOT re-run here: the bridge identity is asserted against the December sheet and a clean re-run needs the half-year cash flow already realised to be dropped with it, which is a rebuild rather than a switch. The roll-forward convention is defensible and the model's own FY2026 net-debt forecast lands within 2% of the June actual; what was wrong was never telling the reader a newer sheet existed.</w:t>
+        <w:t>The equity bridge: the 31-Dec-2025 sheet or the 30-Jun-2026 sheet — Net debt at 30 June is 28,629.0 against the 20,560.0 the bridge subtracts. The alternative is worth -3.53 a share on net debt alone — re-run through the same function as every other row here, not estimated — and the FULL switch is NOT re-run: the bridge identity is asserted against the December sheet and a clean re-run needs the half-year cash flow already realised to be dropped with it, which is a rebuild rather than a switch. The roll-forward convention is defensible and the model's own FY2026 net-debt forecast lands within 2% of the June actual; what was wrong was never telling the reader a newer sheet existed.</w:t>
       </w:r>
     </w:p>
     <w:p>

--- a/engine/swdy_study/SWDY_Valuation_Study_13-09-2026_public.docx
+++ b/engine/swdy_study/SWDY_Valuation_Study_13-09-2026_public.docx
@@ -1342,7 +1342,7 @@
                 <w:color w:val="1C3A36"/>
                 <w:sz w:val="17"/>
               </w:rPr>
-              <w:t>33.67</w:t>
+              <w:t>68.18</w:t>
             </w:r>
           </w:p>
         </w:tc>
@@ -1360,7 +1360,7 @@
                 <w:color w:val="1C3A36"/>
                 <w:sz w:val="17"/>
               </w:rPr>
-              <w:t>-74%</w:t>
+              <w:t>-48%</w:t>
             </w:r>
           </w:p>
         </w:tc>
@@ -15819,7 +15819,7 @@
                 <w:color w:val="1C3A36"/>
                 <w:sz w:val="16"/>
               </w:rPr>
-              <w:t>The rating basis from the same published table: spread 6.4%, premium 13.9%, cost of equity 33.0%</w:t>
+              <w:t>The rating basis from the same published table: spread 6.4%, premium 13.9%, cost of equity 27.8%</w:t>
             </w:r>
           </w:p>
         </w:tc>
@@ -15837,7 +15837,7 @@
                 <w:color w:val="1C3A36"/>
                 <w:sz w:val="16"/>
               </w:rPr>
-              <w:t>EGP 33.67 (against 87.94)</w:t>
+              <w:t>EGP 68.18 (against 87.94)</w:t>
             </w:r>
           </w:p>
         </w:tc>
@@ -15855,7 +15855,7 @@
                 <w:color w:val="1C3A36"/>
                 <w:sz w:val="16"/>
               </w:rPr>
-              <w:t>Both are columns of the same published source. The market-observed basis is preferred to the agency-rating basis, which lags. This is the single largest open question in the cost of capital and the alternative is worth roughly 54.27 per share</w:t>
+              <w:t>Both are columns of the same published source. The market-observed basis is preferred to the agency-rating basis, which lags. This is the single largest open question in the cost of capital and the alternative is worth roughly 19.77 per share</w:t>
             </w:r>
           </w:p>
         </w:tc>
@@ -15983,7 +15983,7 @@
                 <w:color w:val="1C3A36"/>
                 <w:sz w:val="16"/>
               </w:rPr>
-              <w:t>raises the value</w:t>
+              <w:t>EGP 92.18 (4.24)</w:t>
             </w:r>
           </w:p>
         </w:tc>
@@ -16129,7 +16129,7 @@
                 <w:color w:val="1C3A36"/>
                 <w:sz w:val="16"/>
               </w:rPr>
-              <w:t>roughly ±1% of value per 100bp</w:t>
+              <w:t>EGP 89.56 at 100bp lower, 86.36 at 100bp higher (-1.58 / +1.62) — about 1.8% of value per 100bp, not the 1% an earlier edition of this cell estimated in prose</w:t>
             </w:r>
           </w:p>
         </w:tc>
@@ -16202,7 +16202,7 @@
                 <w:color w:val="1C3A36"/>
                 <w:sz w:val="16"/>
               </w:rPr>
-              <w:t>roughly +1.8 on the cash-flow lens (+2.5%)</w:t>
+              <w:t>EGP 92.90 at the statutory rate (+4.95); EGP 61.57 at the implied second quarter's 35.2% (-26.38)</w:t>
             </w:r>
           </w:p>
         </w:tc>
@@ -16220,7 +16220,7 @@
                 <w:color w:val="1C3A36"/>
                 <w:sz w:val="16"/>
               </w:rPr>
-              <w:t>Audited effective rates ran 31.3% (FY2023), 30.1% (FY2024), 22.6% (FY2025) and 25.75% (Q1-2026); no statutory-vs-effective reconciliation is disclosed, and the group pays tax in 15+ jurisdictions plus revenue-basis Free-Zone entities. 24.5% sits between the FY2025 print and the Q1-2026 print rather than extrapolating the single best year — an external review correctly noted this choice was priced in the register but not displayed here; it now is</w:t>
+              <w:t>Audited effective rates ran 31.3% (FY2023), 30.1% (FY2024), 22.6% (FY2025), 25.75% (Q1-2026) and 30.9% (H1-2026) — and since the quarter sits inside the half, the SECOND quarter alone implies 35.2%. The adopted 24.5% therefore sits BELOW all four of the most recent readings, and earlier editions of this cell stopped at the quarter and called it an uptick. No statutory-vs-effective reconciliation is disclosed, and the group pays tax in 15+ jurisdictions plus revenue-basis Free-Zone entities. One reviewed half is not a five-year forecast and the rate is not raised on it; what was wrong was showing the reader neither the half nor what it costs. Section 1.9 now carries the row and section 1.9b prices the half in full</w:t>
             </w:r>
           </w:p>
         </w:tc>
@@ -16242,7 +16242,7 @@
           <w:color w:val="6E7B77"/>
           <w:sz w:val="17"/>
         </w:rPr>
-        <w:t>The rating-basis column is the one most often raised against this study. It is not a correction to an error — both bases are published by the same source and both appear in this study's input register — but it is a material choice, and at EGP 33.67 the alternative sits well below the primary. A reader who prefers agency ratings to market spreads should use that number. (A July-2026 refresh of the same file reportedly lifts the rating-basis premium by roughly one point, making that alternative slightly more adverse still; the CDS-basis primary reproduces almost unchanged from the July parameters.)</w:t>
+        <w:t>The rating-basis column is the one most often raised against this study. It is not a correction to an error — both bases are published by the same source and both appear in this study's input register — but it is a material choice, and at EGP 68.18 the alternative sits well below the primary. A reader who prefers agency ratings to market spreads should use that number. THIS FIGURE HAS MOVED, AND A READER HOLDING AN EARLIER EDITION SHOULD KNOW WHY. It was published at EGP 33.67, on a cost of equity of 33.0% built by multiplying beta through the WHOLE 13.9% premium — country risk included — which is the construction this study's own cost-of-capital section says it does not use, and which its adopted case is explicitly built to avoid. The terminal leg was worse: it multiplied today's beta through a premium raised by a flat four and a half points that appeared in no register and no source. Rebuilt the way the adopted case is built — the mature premium priced by beta, the country premium charged flat beside it, the terminal on the same converged beta and the same normalisation — the rating basis gives EGP 68.18. The direction is the awkward part and it is stated rather than buried: the mature premium is the same on both bases by arithmetic (13.9% less 6.4% scaled, against 9.4% less 3.4% scaled), so switching column moves the sovereign spread and the country premium and nothing else — and the spread is netted OUT of the risk-free rate, which is why the rating basis comes out cheaper in the explicit window rather than dearer. The alternative is still well below the primary; it is no longer below it for the wrong reason.</w:t>
       </w:r>
     </w:p>
     <w:p>

--- a/engine/swdy_study/SWDY_Valuation_Study_13-09-2026_public.docx
+++ b/engine/swdy_study/SWDY_Valuation_Study_13-09-2026_public.docx
@@ -7925,7 +7925,7 @@
           <w:color w:val="1C3A36"/>
           <w:sz w:val="21"/>
         </w:rPr>
-        <w:t>The question this lens asks is what the group earns at its CURRENT scale in a year that is neither a currency windfall nor a margin trough. The mid-cycle EBITDA margin of 10.6% — the FY28E point of the forecast, comfortably below the FY2024 outturn of 13.6% and above the FY2025 trough of 10.1% — is applied to FY2026E revenue of EGP 370,194mn. An earlier revision applied the multiple to FY2028-SCALE earnings with no time value, injecting two years of undiscounted growth into a present-day lens; an external review flagged it correctly and the construction was restated, worth about EGP 4.9 per share on the cash-flow lens.</w:t>
+        <w:t>The question this lens asks is what the group earns at its CURRENT scale in a year that is neither a currency windfall nor a margin trough. The mid-cycle EBITDA margin of 10.6% — the FY28E point of the forecast, comfortably below the FY2024 outturn of 13.6% and above the FY2025 trough of 10.1% — is applied to FY2026E revenue of EGP 370,194mn. An earlier revision applied the multiple to FY2028-SCALE earnings with no time value, injecting two years of undiscounted growth into a present-day lens; an external review flagged it correctly and the construction was restated. The retired construction is published beside the model rather than described: see the lens record, which carries what it returned and what the restatement cost.</w:t>
       </w:r>
     </w:p>
     <w:tbl>
@@ -8385,7 +8385,7 @@
           <w:color w:val="6E7B77"/>
           <w:sz w:val="17"/>
         </w:rPr>
-        <w:t>Bear 79.91 at 7.0× and bull 132.54 at 11.5×, both rolled to the anchor date like every other lens. Every input row is the figure the computation actually uses — the associate line is the FY2026E forecast, not the FY2025 actual. One disclosed conservatism: equity-method associate income is taxed at 24.5% inside this lens although it arrives already post-tax at the investee — worth about +0.4/share on the central if removed. The justified multiple is held well below what a comparable industrial franchise would attract in a developed market, because an Egyptian cost of equity near 28% mathematically compresses what any stream of earnings is worth.</w:t>
+        <w:t>Bear 79.91 at 7.0× and bull 132.54 at 11.5×, both rolled to the anchor date like every other lens. Every input row is the figure the computation actually uses — the associate line is the FY2026E forecast, not the FY2025 actual. One disclosed conservatism: equity-method associate income is taxed at 24.5% inside this lens although it arrives already post-tax at the investee — worth 2.06 a share on THIS lens if removed, computed rather than estimated (an earlier edition of this sentence said about +0.4, which understated it roughly fivefold: this is an earnings lens, so the multiple applies to the relieved earnings too). The justified multiple is held well below what a comparable industrial franchise would attract in a developed market, because an Egyptian cost of equity near 28% mathematically compresses what any stream of earnings is worth.</w:t>
       </w:r>
     </w:p>
     <w:p>
@@ -14308,7 +14308,7 @@
           <w:color w:val="1C3A36"/>
           <w:sz w:val="21"/>
         </w:rPr>
-        <w:t>The model holds this ratio near 19.7% of revenue, the FY2025 disclosed level. That single assumption is worth a great deal: every percentage point of revenue added to or removed from working-capital intensity is worth roughly EGP 2.87-3.67 per share (the local slope at the base and the average across the tested 17-23% span). If the group converts working capital further — collecting faster, or pushing more of the funding onto suppliers and customers — the cash-flow model reprices sharply upward. If FY2025's improvement reverses, it reprices down just as fast.</w:t>
+        <w:t>The model holds this ratio near 19.7% of revenue, the FY2025 disclosed level. That single assumption is worth a great deal: every percentage point of revenue added to or removed from working-capital intensity is worth roughly EGP 2.87-3.67 per share (the local slope at the base and the average across the tested 17%-23% span). If the group converts working capital further — collecting faster, or pushing more of the funding onto suppliers and customers — the cash-flow model reprices sharply upward. If FY2025's improvement reverses, it reprices down just as fast.</w:t>
       </w:r>
     </w:p>
     <w:p>
@@ -14513,7 +14513,7 @@
                 <w:color w:val="1C3A36"/>
                 <w:sz w:val="16"/>
               </w:rPr>
-              <w:t>observed 10-year local-currency government yield (readings on the anchor date span roughly 22.3-23.0% across sources and disagree; the adopted point sits at the low end and the rate is carried in the sensitivity). Terminal = 7.0% long-run Egyptian inflation READ FROM THE HOUSE MACRO PATH plus a 3.5% real-rate convention = 10.50%. It is the same inflation the terminal growth rate of 9.14% is derived from, by construction rather than by coincidence — a discount rate and a growth rate built on two different inflations would be a free lunch of two points in perpetuity</w:t>
+              <w:t>observed 10-year local-currency government yield, carried at the 2026-07-21 print (cached, re-verified 05-Aug-2026) and NOT read on the 2026-09-03 anchor date, which is 44 days later; the row below prices what a 100bp move is worth. Readings of the same instrument span roughly 22.3-23.0% across sources and disagree; the adopted point sits at the low end and the rate is carried in the sensitivity. Terminal = 7.0% long-run Egyptian inflation READ FROM THE HOUSE MACRO PATH plus a 3.5% real-rate convention = 10.50%. It is the same inflation the terminal growth rate of 9.14% is derived from, by construction rather than by coincidence — a discount rate and a growth rate built on two different inflations would be a free lunch of two points in perpetuity</w:t>
             </w:r>
           </w:p>
         </w:tc>
@@ -15425,7 +15425,7 @@
           <w:color w:val="6E7B77"/>
           <w:sz w:val="17"/>
         </w:rPr>
-        <w:t>Discounting is end-of-year discrete (each year's flow at its full-year factor) — the conservative convention; mid-year discounting would raise the explicit strip about 7%. All values are then rolled to the 2026-09-03 anchor as shown in the bridge.</w:t>
+        <w:t>Discounting is end-of-year discrete (each year's flow at its full-year factor) — the conservative convention; mid-year discounting would raise the explicit strip by 8.6%, computed by re-discounting the same five flows half a year earlier rather than estimated in prose. All values are then rolled to the 2026-09-03 anchor as shown in the bridge.</w:t>
       </w:r>
     </w:p>
     <w:p>
@@ -18362,7 +18362,7 @@
           <w:color w:val="1C3A36"/>
           <w:sz w:val="21"/>
         </w:rPr>
-        <w:t>The beta deserves a note. At 1.225 with an R-squared of 0.368 over 256 weekly observations and a standard error of 0.170, this is a well-identified estimate by the standards of this market — the 90% interval spans [0.95, 1.50], comfortably narrower than twice the point estimate, so it is not flagged as a weak instrument. It is also economically sensible: the largest industrial constituent of an index should have a beta near one. A defensive-staple prior of 0.6–0.9 and a cyclical prior of 1.0–1.5 bracket it, and a diversified industrial with a contracting arm belongs in the second.</w:t>
+        <w:t>The beta deserves a note. At 1.225 with an R-squared of 0.368 over 256 weekly observations and a standard error of 0.170, this is a well-identified estimate by the standards of this market — the 90% interval spans [0.95, 1.50], comfortably narrower than twice the point estimate, so it is not flagged as a weak instrument. A defensive-staple prior of 0.6–0.9 and a cyclical prior of 1.0–1.5 bracket it, and a diversified industrial with a contracting arm belongs in the second. ONE SENTENCE OF THE OLD DEFENCE IS WITHDRAWN. It read that the estimate is economically sensible because 'the largest industrial constituent of an index should have a beta near one'. An external review pointed out that this company is not a constituent of the index it is regressed against, and this study had not checked. The regressor is unchanged and is not wrong: raw_indices/EG/EGX30.csv is the registered published index of the exchange the stock is listed on, which is what the standing rule names, and an index a stock is not in is still the market that stock's return is measured against. What was wrong was defending it with a fact about membership. The estimate now stands on what this study can actually check: 256 weekly observations, the fit above, and the economic prior.</w:t>
       </w:r>
     </w:p>
     <w:p>
@@ -19045,7 +19045,7 @@
           <w:color w:val="1C3A36"/>
           <w:sz w:val="21"/>
         </w:rPr>
-        <w:t>One caveat on the volatility that sets the width of the price cone in section 3. The 49.3% annualised figure is dominated by a single session: the shares rose 14.1% on 4 August 2026 on roughly eleven times normal volume. Realised volatility over the last 50 sessions is 49.4%; strip out that one session and it falls to 49.4%. The cone in section 3 is therefore wide because of one day's move, and a reader who regards that session as a one-off should treat the bands as correspondingly generous.</w:t>
+        <w:t>One caveat on the volatility that sets the width of the price cone in section 3. The 49.3% annualised figure is dominated by a single session: the shares rose 0.7% on 4 August 2026 on roughly eleven times normal volume. Realised volatility over the last 50 sessions is 49.4%; strip out that one session and it falls to 49.4%. The cone in section 3 is therefore wide because of one day's move, and a reader who regards that session as a one-off should treat the bands as correspondingly generous.</w:t>
       </w:r>
     </w:p>
     <w:p>
@@ -19073,7 +19073,7 @@
           <w:color w:val="1C3A36"/>
           <w:sz w:val="21"/>
         </w:rPr>
-        <w:t>This section answers a different question from the valuation. It does not ask what the business is worth; it asks where the share price could plausibly be in one and three months, given how this share has actually moved. The engine simulates 50,000 price paths from a volatility model fitted to the daily high-low-open-close range, with a fat-tailed shock distribution and a drift anchored to the cost of carry — an EGP deposit-rate carry, ~18% annualised as implied by the median path, deliberately below the 22.3% bond yield and carrying no directional view.</w:t>
+        <w:t>This section answers a different question from the valuation. It does not ask what the business is worth; it asks where the share price could plausibly be in one and three months, given how this share has actually moved. The engine simulates 50,000 price paths from a volatility model fitted to the daily high-low-open-close range, with a fat-tailed shock distribution and a drift anchored to the cost of carry — an EGP deposit-rate carry of 19.5% annualised, read from the live market profile, deliberately below the 22.3% bond yield and carrying no directional view.</w:t>
       </w:r>
     </w:p>
     <w:p>
@@ -22127,7 +22127,7 @@
           <w:color w:val="1C3A36"/>
           <w:sz w:val="21"/>
         </w:rPr>
-        <w:t>The bands are wide and they are honest about why: the twelve years they are measured over contain a currency that went from about seven to the pound to about forty-eight, and a revenue line that grew sixteen and a half times. A method scored across that is not going to produce a narrow band at five years, and a narrow one would be a claim this record cannot support. Where nine or more observations exist the band is a tenth-to-ninetieth percentile; below that it is the SPAN of the observations, which is a smaller claim and is labelled as one. Each band multiplies the point: a low of 0.55 and a high of 2.60 means the outturn has landed between 0.55 and 2.60 times what this method projected.</w:t>
+        <w:t>The bands are wide and they are honest about why: the twelve years they are measured over contain a currency that went from about seven to the pound to about forty-eight, and a revenue line that grew sixteen and a half times. A method scored across that is not going to produce a narrow band at five years, and a narrow one would be a claim this record cannot support. Where nine or more observations exist the band is a tenth-to-ninetieth percentile; below that it is the SPAN of the observations, which is a smaller claim and is labelled as one. Each band multiplies the point: a low of 0.55 and a high of 2.60 would mean the outturn had landed between 0.55 and 2.60 times what this method projected — an illustration of how to read the column, not a figure from this table.</w:t>
       </w:r>
     </w:p>
     <w:p>

--- a/engine/swdy_study/SWDY_Valuation_Study_13-09-2026_public.docx
+++ b/engine/swdy_study/SWDY_Valuation_Study_13-09-2026_public.docx
@@ -1659,7 +1659,7 @@
                 <w:color w:val="1C3A36"/>
                 <w:sz w:val="17"/>
               </w:rPr>
-              <w:t>More than 20,000 employees across 31 production facilities in 15 countries; FY2025 revenue EGP 281,049mn</w:t>
+              <w:t>FY2025 revenue EGP 281,049mn across 31 production facilities in 15 countries. AN EXTERNAL REVIEW CHALLENGED THE HEADCOUNT THIS ROW USED TO CARRY — 'more than 20,000' — as understating the group several times over, and this study cannot settle it from anything it holds: no audited filing it reads discloses a headcount. What it CAN check points the same way. The same statements disclose a FY2025 wage bill of EGP 18,906mn across the three expense notes, which at 20,000 people would be EGP 945,290 a head — implausible for a group whose revenue is majority Egyptian. The figure is withdrawn rather than replaced with one this study has not sourced, and it is recorded as an open question. Nothing in the valuation reads it</w:t>
             </w:r>
           </w:p>
         </w:tc>
@@ -1839,7 +1839,7 @@
                 <w:color w:val="1C3A36"/>
                 <w:sz w:val="17"/>
               </w:rPr>
-              <w:t>El Sewedy family ~68.0% · Electra Investment Holding 18.9% · free float ~13.1%, per the audited FY2025 shareholder table. Electra, an Abu Dhabi holding vehicle, acquired 19.98% in a July-2024 tender offer at USD 1.05 per share (~USD 449mn) and topped up to 20.37% by FY2024-end; over 2025 it SOLD roughly 32.1mn shares into the market, taking its stake to 18.9% — a disposal, not dilution: the share count is unchanged. The 13.07% 'other shareholders' line is an upper bound on the true free float, since family-linked vehicles may sit inside it</w:t>
+              <w:t>El Sewedy family ~68.0% · Electra Investment Holding 18.9% · free float ~13.1%, per the audited FY2025 shareholder table. Electra, an Abu Dhabi holding vehicle, acquired 20.0% in a July-2024 tender offer at USD 1.05 per share (~USD 449mn) and topped up to 20.4% by FY2024-end; over 2025 it SOLD roughly 32.1mn shares into the market, taking its stake to 18.9% — a disposal, not dilution: the share count is unchanged. The 13.1% 'other shareholders' line is an upper bound on the true free float, since family-linked vehicles may sit inside it</w:t>
             </w:r>
           </w:p>
         </w:tc>
@@ -1875,7 +1875,7 @@
                 <w:color w:val="1C3A36"/>
                 <w:sz w:val="17"/>
               </w:rPr>
-              <w:t>EGP 20,560mn at 31 December 2025 (0.7× EBITDA), computed from the audited balance sheet: loans and borrowings including leases 62,509 less cash 41,949. The company's own FY2025 earnings release quotes EGP 19,789mn on its own narrower basis; the audited-statement computation is used, and the ~771mn definitional gap is noted rather than resolved</w:t>
+              <w:t>EGP 20,560mn at 31 December 2025 (0.7× EBITDA), computed from the audited balance sheet: loans and borrowings including leases 62,509 less cash 41,949. The company's own FY2025 earnings release quotes EGP 19,789mn on its own narrower basis; the audited-statement computation is used, and the 771mn definitional gap is noted rather than resolved</w:t>
             </w:r>
           </w:p>
         </w:tc>
@@ -14513,7 +14513,7 @@
                 <w:color w:val="1C3A36"/>
                 <w:sz w:val="16"/>
               </w:rPr>
-              <w:t>observed 10-year local-currency government yield, carried at the 2026-07-21 print (cached, re-verified 05-Aug-2026) and NOT read on the 2026-09-03 anchor date, which is 44 days later; the row below prices what a 100bp move is worth. Readings of the same instrument span roughly 22.3-23.0% across sources and disagree; the adopted point sits at the low end and the rate is carried in the sensitivity. Terminal = 7.0% long-run Egyptian inflation READ FROM THE HOUSE MACRO PATH plus a 3.5% real-rate convention = 10.50%. It is the same inflation the terminal growth rate of 9.14% is derived from, by construction rather than by coincidence — a discount rate and a growth rate built on two different inflations would be a free lunch of two points in perpetuity</w:t>
+              <w:t>observed 10-year local-currency government yield, carried at the 2026-07-21 print (cached, re-verified 05-Aug-2026) and NOT read on the 2026-09-03 anchor date, which is 44 days later; the row below prices what a 100bp move is worth. Readings of the same instrument span roughly 22.3%-23.0% across sources and disagree; the adopted point sits at the low end and the rate is carried in the sensitivity. Terminal = 7.0% long-run Egyptian inflation READ FROM THE HOUSE MACRO PATH plus a 3.5% real-rate convention = 10.50%. It is the same inflation the terminal growth rate of 9.14% is derived from, by construction rather than by coincidence — a discount rate and a growth rate built on two different inflations would be a free lunch of two points in perpetuity</w:t>
             </w:r>
           </w:p>
         </w:tc>
@@ -15554,7 +15554,7 @@
                 <w:color w:val="1C3A36"/>
                 <w:sz w:val="16"/>
               </w:rPr>
-              <w:t>The audited FY2025 interest-rate note discloses average rates of 21.3% on Egyptian-pound financial liabilities and 5.3% on the blended hard-currency book (the note moved from a three-way EGP/USD/EUR split in FY2024 to this simpler two-way format in FY2025). Reconciling those against the rate actually paid implies roughly 28% of the book is in Egyptian pounds and 72% in hard currency — DOWN sharply from the roughly 44% pound share implied a year earlier, as hard-currency facilities were drawn down further. Treating this company as a domestic borrower would overstate its cost of debt by about 1,146 basis points.</w:t>
+              <w:t>The audited FY2025 interest-rate note discloses average rates of 21.3% on Egyptian-pound financial liabilities and 5.3% on the blended hard-currency book (the note moved from a three-way EGP/USD/EUR split in FY2024 to this simpler two-way format in FY2025). Reconciling those against the rate actually paid implies roughly 28% of the book is in Egyptian pounds and 72% in hard currency — DOWN sharply from the 44% pound share implied a year earlier, as hard-currency facilities were drawn down further. Treating this company as a domestic borrower would overstate its cost of debt by about 1,146 basis points.</w:t>
             </w:r>
           </w:p>
         </w:tc>
@@ -16074,7 +16074,7 @@
                 <w:color w:val="1C3A36"/>
                 <w:sz w:val="16"/>
               </w:rPr>
-              <w:t>Net debt carries only 6.9% of the capital structure, so even this 604-basis-point swing in Kd moves the fair value by well under 1% — smaller than it looks. CAUTION: keeping the currency-composition basis as primary means the hard-currency debt is carried at its coupon rate, not compensated for devaluation risk beyond what this forecast's own exchange-rate path already assumes</w:t>
+              <w:t>Net debt carries only 6.9% of the capital structure, so even this 604-basis-point swing in Kd moves the fair value by 0.61% — smaller than it looks. CAUTION: keeping the currency-composition basis as primary means the hard-currency debt is carried at its coupon rate, not compensated for devaluation risk beyond what this forecast's own exchange-rate path already assumes</w:t>
             </w:r>
           </w:p>
         </w:tc>
@@ -16111,7 +16111,7 @@
                 <w:color w:val="1C3A36"/>
                 <w:sz w:val="16"/>
               </w:rPr>
-              <w:t>External readings of the same instrument on the same date range from about 22.3% to 23.0%, and disagree with each other; the adopted point sits at the low end</w:t>
+              <w:t>External readings of the same instrument range from about 22.3% to 23.0%, and disagree with each other; the adopted point sits at the low end</w:t>
             </w:r>
           </w:p>
         </w:tc>
@@ -16184,7 +16184,7 @@
                 <w:color w:val="1C3A36"/>
                 <w:sz w:val="16"/>
               </w:rPr>
-              <w:t>Egypt's statutory 22.5%, or FY2025's actual effective 22.57%</w:t>
+              <w:t>Egypt's statutory 22.5%, or FY2025's actual effective 22.6%</w:t>
             </w:r>
           </w:p>
         </w:tc>
@@ -16220,7 +16220,7 @@
                 <w:color w:val="1C3A36"/>
                 <w:sz w:val="16"/>
               </w:rPr>
-              <w:t>Audited effective rates ran 31.3% (FY2023), 30.1% (FY2024), 22.6% (FY2025), 25.75% (Q1-2026) and 30.9% (H1-2026) — and since the quarter sits inside the half, the SECOND quarter alone implies 35.2%. The adopted 24.5% therefore sits BELOW all four of the most recent readings, and earlier editions of this cell stopped at the quarter and called it an uptick. No statutory-vs-effective reconciliation is disclosed, and the group pays tax in 15+ jurisdictions plus revenue-basis Free-Zone entities. One reviewed half is not a five-year forecast and the rate is not raised on it; what was wrong was showing the reader neither the half nor what it costs. Section 1.9 now carries the row and section 1.9b prices the half in full</w:t>
+              <w:t>Audited effective rates ran 31.3% (FY2023), 30.1% (FY2024), 22.6% (FY2025), 25.8% (Q1-2026) and 30.9% (H1-2026) — and since the quarter sits inside the half, the SECOND quarter alone implies 35.2%. The adopted 24.5% therefore sits BELOW all four of the most recent readings, and earlier editions of this cell stopped at the quarter and called it an uptick. No statutory-vs-effective reconciliation is disclosed, and the group pays tax in 15+ jurisdictions plus revenue-basis Free-Zone entities. One reviewed half is not a five-year forecast and the rate is not raised on it; what was wrong was showing the reader neither the half nor what it costs. Section 1.9 now carries the row and section 1.9b prices the half in full</w:t>
             </w:r>
           </w:p>
         </w:tc>
@@ -17249,7 +17249,7 @@
                 <w:color w:val="1C3A36"/>
                 <w:sz w:val="17"/>
               </w:rPr>
-              <w:t>base −10% to +70% (the deep tail is the interest-parity case)</w:t>
+              <w:t>base -10% to +70% (the deep tail is the interest-parity case)</w:t>
             </w:r>
           </w:p>
         </w:tc>
@@ -20674,7 +20674,7 @@
                 <w:color w:val="1C3A36"/>
                 <w:sz w:val="16"/>
               </w:rPr>
-              <w:t>gross margin against the 2025 exit rate; whether revenue growth holds above 20%</w:t>
+              <w:t>gross margin against the 2025 exit rate; whether revenue growth holds above the 21% the second forecast year assumes</w:t>
             </w:r>
           </w:p>
         </w:tc>
@@ -20784,7 +20784,7 @@
                 <w:color w:val="1C3A36"/>
                 <w:sz w:val="16"/>
               </w:rPr>
-              <w:t>the pace of depreciation against the roughly 6% a year assumed here, and whether the gap to interest-rate parity closes through rates or through the currency</w:t>
+              <w:t>the pace of depreciation against the 7.6% a year assumed here, and whether the gap to interest-rate parity closes through rates or through the currency</w:t>
             </w:r>
           </w:p>
         </w:tc>
@@ -20949,7 +20949,7 @@
                 <w:color w:val="1C3A36"/>
                 <w:sz w:val="16"/>
               </w:rPr>
-              <w:t>whether Constructions and infrastructure revenue growth (18% in FY2026E) holds up or decelerates faster than assumed</w:t>
+              <w:t>whether Constructions and infrastructure revenue growth (27% in FY2026E) holds up or decelerates faster than assumed</w:t>
             </w:r>
           </w:p>
         </w:tc>
@@ -20986,7 +20986,7 @@
                 <w:color w:val="1C3A36"/>
                 <w:sz w:val="16"/>
               </w:rPr>
-              <w:t>the FY2025 payout ALREADY stepped up +85%, to EGP 1.85 (paid June 2026, 22.8% of attributable EPS); the forecast assumes 25% — whether the step-up is the start of a trajectory or a plateau moves the equity roll-forward and the net-debt path</w:t>
+              <w:t>the FY2025 payout ALREADY stepped up sharply, to EGP 1.85 (paid June 2026, 22.9% of attributable EPS); the forecast assumes 25% — whether the step-up is the start of a trajectory or a plateau moves the equity roll-forward and the net-debt path</w:t>
             </w:r>
           </w:p>
         </w:tc>
@@ -21004,7 +21004,7 @@
                 <w:color w:val="1C3A36"/>
                 <w:sz w:val="16"/>
               </w:rPr>
-              <w:t>the distribution proposed on the FY2026 result, against the 22.8% just paid</w:t>
+              <w:t>the distribution proposed on the FY2026 result, against the 22.9% just paid</w:t>
             </w:r>
           </w:p>
         </w:tc>
@@ -21179,7 +21179,7 @@
                 <w:color w:val="1C3A36"/>
                 <w:sz w:val="17"/>
               </w:rPr>
-              <w:t>a 1-in-20 outcome; would require a genuine shock — a currency event, a policy reversal, or a material contract failure</w:t>
+              <w:t>one outcome in twenty; would require a genuine shock — a currency event, a policy reversal, or a material contract failure</w:t>
             </w:r>
           </w:p>
         </w:tc>
@@ -21198,7 +21198,7 @@
                 <w:color w:val="1C3A36"/>
                 <w:sz w:val="17"/>
               </w:rPr>
-              <w:t>Lower half of the central band</w:t>
+              <w:t>Lower band</w:t>
             </w:r>
           </w:p>
         </w:tc>
@@ -21216,7 +21216,7 @@
                 <w:color w:val="1C3A36"/>
                 <w:sz w:val="17"/>
               </w:rPr>
-              <w:t>122.22 – 137.99</w:t>
+              <w:t>98.49 – 122.22</w:t>
             </w:r>
           </w:p>
         </w:tc>
@@ -21234,7 +21234,7 @@
                 <w:color w:val="1C3A36"/>
                 <w:sz w:val="17"/>
               </w:rPr>
-              <w:t>ordinary drift lower; this zone overlaps the upper end of the fundamental range</w:t>
+              <w:t>one outcome in five; a drift lower without a shock — the zone the fundamental range and the price map come closest to agreeing in</w:t>
             </w:r>
           </w:p>
         </w:tc>
@@ -21253,7 +21253,7 @@
                 <w:color w:val="1C3A36"/>
                 <w:sz w:val="17"/>
               </w:rPr>
-              <w:t>Upper half of the central band</w:t>
+              <w:t>Lower half of the central band</w:t>
             </w:r>
           </w:p>
         </w:tc>
@@ -21271,7 +21271,7 @@
                 <w:color w:val="1C3A36"/>
                 <w:sz w:val="17"/>
               </w:rPr>
-              <w:t>137.99 – 155.79</w:t>
+              <w:t>122.22 – 137.99</w:t>
             </w:r>
           </w:p>
         </w:tc>
@@ -21289,7 +21289,7 @@
                 <w:color w:val="1C3A36"/>
                 <w:sz w:val="17"/>
               </w:rPr>
-              <w:t>ordinary drift higher; the market continuing to price the hard-currency reading</w:t>
+              <w:t>one in four; ordinary drift lower, and this zone overlaps the upper end of the fundamental range</w:t>
             </w:r>
           </w:p>
         </w:tc>
@@ -21308,6 +21308,116 @@
                 <w:color w:val="1C3A36"/>
                 <w:sz w:val="17"/>
               </w:rPr>
+              <w:t>Upper half of the central band</w:t>
+            </w:r>
+          </w:p>
+        </w:tc>
+        <w:tc>
+          <w:tcPr>
+            <w:tcW w:type="dxa" w:w="2520"/>
+          </w:tcPr>
+          <w:p>
+            <w:pPr>
+              <w:spacing w:after="20"/>
+              <w:jc w:val="right"/>
+            </w:pPr>
+            <w:r>
+              <w:rPr>
+                <w:color w:val="1C3A36"/>
+                <w:sz w:val="17"/>
+              </w:rPr>
+              <w:t>137.99 – 155.79</w:t>
+            </w:r>
+          </w:p>
+        </w:tc>
+        <w:tc>
+          <w:tcPr>
+            <w:tcW w:type="dxa" w:w="5040"/>
+          </w:tcPr>
+          <w:p>
+            <w:pPr>
+              <w:spacing w:after="20"/>
+              <w:jc w:val="right"/>
+            </w:pPr>
+            <w:r>
+              <w:rPr>
+                <w:color w:val="1C3A36"/>
+                <w:sz w:val="17"/>
+              </w:rPr>
+              <w:t>one in four; ordinary drift higher, the market continuing to price the hard-currency reading</w:t>
+            </w:r>
+          </w:p>
+        </w:tc>
+      </w:tr>
+      <w:tr>
+        <w:tc>
+          <w:tcPr>
+            <w:tcW w:type="dxa" w:w="2520"/>
+          </w:tcPr>
+          <w:p>
+            <w:pPr>
+              <w:spacing w:after="20"/>
+            </w:pPr>
+            <w:r>
+              <w:rPr>
+                <w:color w:val="1C3A36"/>
+                <w:sz w:val="17"/>
+              </w:rPr>
+              <w:t>Upper band</w:t>
+            </w:r>
+          </w:p>
+        </w:tc>
+        <w:tc>
+          <w:tcPr>
+            <w:tcW w:type="dxa" w:w="2520"/>
+          </w:tcPr>
+          <w:p>
+            <w:pPr>
+              <w:spacing w:after="20"/>
+              <w:jc w:val="right"/>
+            </w:pPr>
+            <w:r>
+              <w:rPr>
+                <w:color w:val="1C3A36"/>
+                <w:sz w:val="17"/>
+              </w:rPr>
+              <w:t>155.79 – 193.01</w:t>
+            </w:r>
+          </w:p>
+        </w:tc>
+        <w:tc>
+          <w:tcPr>
+            <w:tcW w:type="dxa" w:w="5040"/>
+          </w:tcPr>
+          <w:p>
+            <w:pPr>
+              <w:spacing w:after="20"/>
+              <w:jc w:val="right"/>
+            </w:pPr>
+            <w:r>
+              <w:rPr>
+                <w:color w:val="1C3A36"/>
+                <w:sz w:val="17"/>
+              </w:rPr>
+              <w:t>one outcome in five; a drift higher without a step change</w:t>
+            </w:r>
+          </w:p>
+        </w:tc>
+      </w:tr>
+      <w:tr>
+        <w:tc>
+          <w:tcPr>
+            <w:tcW w:type="dxa" w:w="2520"/>
+          </w:tcPr>
+          <w:p>
+            <w:pPr>
+              <w:spacing w:after="20"/>
+            </w:pPr>
+            <w:r>
+              <w:rPr>
+                <w:color w:val="1C3A36"/>
+                <w:sz w:val="17"/>
+              </w:rPr>
               <w:t>Upper tail</w:t>
             </w:r>
           </w:p>
@@ -21344,7 +21454,7 @@
                 <w:color w:val="1C3A36"/>
                 <w:sz w:val="17"/>
               </w:rPr>
-              <w:t>a 1-in-20 outcome; would need a step change in the order book, the margin, or the perceived country risk</w:t>
+              <w:t>one outcome in twenty; would need a step change in the order book, the margin, or the perceived country risk</w:t>
             </w:r>
           </w:p>
         </w:tc>
@@ -21409,6 +21519,20 @@
       <w:pPr>
         <w:spacing w:after="40"/>
       </w:pPr>
+    </w:p>
+    <w:p>
+      <w:pPr>
+        <w:spacing w:after="200" w:before="0"/>
+      </w:pPr>
+      <w:r>
+        <w:rPr>
+          <w:b w:val="0"/>
+          <w:i/>
+          <w:color w:val="6E7B77"/>
+          <w:sz w:val="17"/>
+        </w:rPr>
+        <w:t>The six zones above the last row cover the distribution exactly once: 5 + 20 + 25 + 25 + 20 + 5 = 100 per cent. An earlier edition of this table published four of them and covered 60 per cent, with the 5th-to-25th and the 75th-to-95th absent — which is where two readers in five would have found themselves. The drift behind these percentiles is the carry term 42.2 plus a signal term 16.0, in thousandths of a log point over the 62-session horizon; the sum is what the engine is handed and what the median reproduces from, and earlier editions recorded only the first of the two.</w:t>
+      </w:r>
     </w:p>
     <w:p>
       <w:pPr>
@@ -25331,7 +25455,7 @@
                 <w:color w:val="1C3A36"/>
                 <w:sz w:val="16"/>
               </w:rPr>
-              <w:t>3,802.8</w:t>
+              <w:t>3,803</w:t>
             </w:r>
           </w:p>
         </w:tc>
@@ -26975,7 +27099,7 @@
                 <w:color w:val="1C3A36"/>
                 <w:sz w:val="16"/>
               </w:rPr>
-              <w:t>Return on invested capital</w:t>
+              <w:t>Return on invested capital (NOPAT ÷ closing capital)</w:t>
             </w:r>
           </w:p>
         </w:tc>
@@ -27632,6 +27756,20 @@
       <w:pPr>
         <w:spacing w:after="40"/>
       </w:pPr>
+    </w:p>
+    <w:p>
+      <w:pPr>
+        <w:spacing w:after="200" w:before="0"/>
+      </w:pPr>
+      <w:r>
+        <w:rPr>
+          <w:b w:val="0"/>
+          <w:i/>
+          <w:color w:val="6E7B77"/>
+          <w:sz w:val="17"/>
+        </w:rPr>
+        <w:t>ONE NOTE ON THE RETURN ROW, because two conventions meet here and an external review read across them. The row above divides each year's NOPAT by that same year's closing capital, and on that basis the path runs 21.6% down to 20.6%. The terminal quotes 22.4%, which looks higher than every year in the forecast and is not: it is the standard terminal convention, NEXT year's NOPAT over closing capital, which is exactly one year of growth above the same-year figure — 20.6% × 1.0914 = 22.4%. On one convention the terminal does not step up at all; on the other it appears to, and the earlier editions of this page printed the two side by side without saying which was which.</w:t>
+      </w:r>
     </w:p>
     <w:p>
       <w:pPr>
@@ -28050,7 +28188,7 @@
                 <w:color w:val="1C3A36"/>
                 <w:sz w:val="16"/>
               </w:rPr>
-              <w:t>the right frame for the roughly 32% of revenue that is the Constructions and infrastructure segment</w:t>
+              <w:t>the right frame for the 32.4% of revenue that is the Constructions and infrastructure segment</w:t>
             </w:r>
           </w:p>
         </w:tc>
@@ -28747,7 +28885,7 @@
           <w:color w:val="1C3A36"/>
           <w:sz w:val="21"/>
         </w:rPr>
-        <w:t>Three valuation approaches are run against the same disclosed facts by three notional experts, each committed to a different method and each required to state what would prove them wrong. They are not asked to agree, and they do not. Two dating and independence notes, stated up front: every panel figure is rolled to the 2026-09-03 anchor exactly as the four lenses are; and Expert 1 deliberately runs the SAME kind of earnings-power question as section 1.4 with different persona choices — FY2028-scale earnings at 9.5× against the lens's current-scale earnings at 9.0× — which is why the two land 176.13 and 103.30 respectively. The divergence is the persona doing what it says (no time-value discipline), it is disclosed, and only the section-1.4 construction enters the central.</w:t>
+        <w:t>Three valuation approaches are run against the same disclosed facts by three notional experts, each committed to a different method and each required to state what would prove them wrong. They are not asked to agree, and they do not. Two dating and independence notes, stated up front: every panel figure is rolled to the 2026-09-03 anchor exactly as the four lenses are; and Expert 1 deliberately runs the SAME kind of earnings-power question as section 1.4 with different persona choices — FY2028-scale earnings at 9.5× against the lens's current-scale earnings at 9.0× — which is why the two land 154.41 and 103.30 respectively. The divergence is the persona doing what it says (no time-value discipline), it is disclosed, and only the section-1.4 construction enters the central.</w:t>
       </w:r>
     </w:p>
     <w:p>
@@ -29038,7 +29176,7 @@
                 <w:color w:val="1C3A36"/>
                 <w:sz w:val="17"/>
               </w:rPr>
-              <w:t>15.87</w:t>
+              <w:t>13.93</w:t>
             </w:r>
           </w:p>
         </w:tc>
@@ -29112,7 +29250,7 @@
                 <w:color w:val="1C3A36"/>
                 <w:sz w:val="17"/>
               </w:rPr>
-              <w:t>176.13</w:t>
+              <w:t>154.41</w:t>
             </w:r>
           </w:p>
         </w:tc>
@@ -29153,7 +29291,7 @@
                 <w:color w:val="1C3A36"/>
                 <w:sz w:val="17"/>
               </w:rPr>
-              <w:t>129.26 – 222.99</w:t>
+              <w:t>113.26 – 195.56</w:t>
             </w:r>
           </w:p>
         </w:tc>
@@ -29175,7 +29313,7 @@
           <w:color w:val="1C3A36"/>
           <w:sz w:val="21"/>
         </w:rPr>
-        <w:t>Named sensitivity: each one-turn change in the multiple is worth EGP 15.87 per share, and each percentage point of mid-cycle EBITDA margin is worth roughly EGP 1.49 per share.</w:t>
+        <w:t>Named sensitivity: each one-turn change in the multiple is worth EGP 13.93 per share, and each percentage point of mid-cycle EBITDA margin is worth roughly EGP 1.31 per share.</w:t>
       </w:r>
     </w:p>
     <w:p>
@@ -29443,7 +29581,7 @@
                 <w:color w:val="1C3A36"/>
                 <w:sz w:val="17"/>
               </w:rPr>
-              <w:t>12,789</w:t>
+              <w:t>11,230</w:t>
             </w:r>
           </w:p>
         </w:tc>
@@ -29517,7 +29655,7 @@
                 <w:color w:val="1C3A36"/>
                 <w:sz w:val="17"/>
               </w:rPr>
-              <w:t>97.72</w:t>
+              <w:t>85.56</w:t>
             </w:r>
           </w:p>
         </w:tc>
@@ -29558,7 +29696,7 @@
                 <w:color w:val="1C3A36"/>
                 <w:sz w:val="17"/>
               </w:rPr>
-              <w:t>69.84 – 160.97</w:t>
+              <w:t>61.09 – 141.10</w:t>
             </w:r>
           </w:p>
         </w:tc>
@@ -29580,7 +29718,7 @@
           <w:color w:val="1C3A36"/>
           <w:sz w:val="21"/>
         </w:rPr>
-        <w:t>This is the harshest of the three readings, at EGP 97.72, and the reason is specific and defensible: it takes the FY2025 evidence — EGP 28,363mn of EBITDA converting to EGP 12,766mn of operating cash — as a statement about the business model rather than about one unusual year.</w:t>
+        <w:t>This is the harshest of the three readings, at EGP 85.56, and the reason is specific and defensible: it takes the FY2025 evidence — EGP 28,363mn of EBITDA converting to EGP 12,766mn of operating cash — as a statement about the business model rather than about one unusual year.</w:t>
       </w:r>
     </w:p>
     <w:p>
@@ -29899,7 +30037,7 @@
                 <w:color w:val="1C3A36"/>
                 <w:sz w:val="17"/>
               </w:rPr>
-              <w:t>89.43</w:t>
+              <w:t>78.29</w:t>
             </w:r>
           </w:p>
         </w:tc>
@@ -29940,7 +30078,7 @@
                 <w:color w:val="1C3A36"/>
                 <w:sz w:val="17"/>
               </w:rPr>
-              <w:t>66.70 – 112.16</w:t>
+              <w:t>58.33 – 98.25</w:t>
             </w:r>
           </w:p>
         </w:tc>
@@ -30998,7 +31136,7 @@
           <w:color w:val="6E7B77"/>
           <w:sz w:val="17"/>
         </w:rPr>
-        <w:t>Figure 8 — the three experts' ranges. The gold band is the panel centre of 97.72; the vertical line is the market price of 130.00.</w:t>
+        <w:t>Figure 8 — the three experts' ranges. The gold band is the panel centre of 85.56; the vertical line is the market price of 130.00.</w:t>
       </w:r>
     </w:p>
     <w:p>
@@ -31012,7 +31150,7 @@
           <w:color w:val="1C3A36"/>
           <w:sz w:val="21"/>
         </w:rPr>
-        <w:t>The panel spans EGP 89.43 to 176.13 — a factor of 2.0 between the most and least generous reading. That is a wide disagreement and it is not noise. Expert 1 values earnings and lands near the market price. Expert 2 values cash and lands well below it. Expert 3 values the spread between returns and the cost of capital and finds that the answer depends entirely on which cost of capital applies. The panel median of 97.72 sits -25% against the market price and +11% against the study's own central of 87.94 — a real gap, stated at its size rather than smoothed, and driven by the panel's harsher cash and returns legs outvoting its generous earnings leg.</w:t>
+        <w:t>The panel spans EGP 78.29 to 154.41 — a factor of 2.0 between the most and least generous reading. That is a wide disagreement and it is not noise. Expert 1 values earnings and lands near the market price. Expert 2 values cash and lands well below it. Expert 3 values the spread between returns and the cost of capital and finds that the answer depends entirely on which cost of capital applies. The panel median of 85.56 sits -34% against the market price and -3% against the study's own central of 87.94 — a real gap, stated at its size rather than smoothed, and driven by the panel's harsher cash and returns legs outvoting its generous earnings leg.</w:t>
       </w:r>
     </w:p>
     <w:p>

--- a/engine/swdy_study/SWDY_Valuation_Study_13-09-2026_public.docx
+++ b/engine/swdy_study/SWDY_Valuation_Study_13-09-2026_public.docx
@@ -7751,7 +7751,7 @@
                 <w:color w:val="1C3A36"/>
                 <w:sz w:val="17"/>
               </w:rPr>
-              <w:t>applied to FY2027E EBITDA and then DISCOUNTED BACK two years, because a forward multiple produces a forward enterprise value. The multiple is set below the company's own trailing multiple as an Egyptian-market discount. NOTE: no peer multiple is computed anywhere in this study, so this is a judgement anchored on SWDY's own trading history, not a peer-derived figure — an earlier draft asserted a "peers trade at 8–11×" range that was not supported by any calculation, and it has been withdrawn</w:t>
+              <w:t>applied to FY2027E EBITDA and then DISCOUNTED BACK two years, because a forward multiple produces a forward enterprise value. The multiple is set below the company's own trailing multiple as an Egyptian-market discount. NOTE: no peer multiple is computed anywhere in this study, so this is a JUDGEMENT: it is struck below this company's own trailing 10.5× — a discount of 38% — and the SIZE of that discount is not derived from anything: not a peer set, not a regression, not an observed emerging-market spread. An earlier draft asserted a 'peers trade at 8-11×' range unsupported by any calculation. It was withdrawn here and, until this edition, NOT withdrawn from the bibliography delivered beside this document, which went on telling the reader the multiple rested on peer evidence this study does not have. Section 1.9 prices the whole tested range, and this lens is never weighted into the central</w:t>
             </w:r>
           </w:p>
         </w:tc>
@@ -18377,6 +18377,20 @@
           <w:sz w:val="30"/>
         </w:rPr>
         <w:t>2  Technical and price structure</w:t>
+      </w:r>
+    </w:p>
+    <w:p>
+      <w:pPr>
+        <w:spacing w:after="200" w:before="0"/>
+      </w:pPr>
+      <w:r>
+        <w:rPr>
+          <w:b w:val="0"/>
+          <w:i w:val="0"/>
+          <w:color w:val="1C3A36"/>
+          <w:sz w:val="21"/>
+        </w:rPr>
+        <w:t>EVERYTHING IN THIS SECTION AND THE NEXT IS STRUCK AT 2026-09-03, the study's anchor date, which is 10 days before the date on this document. That is deliberate: the valuation, the cone and the technical read share one clock, and a price lens re-struck later would no longer be comparable with the fair value beside it. It does mean these levels are not today's. Every figure here is a CLOSING basis — the moving averages, the 52-week range and the cone's anchor all come from the same closing series the library carries, never an intraday print.</w:t>
       </w:r>
     </w:p>
     <w:p>
